--- a/server/src/templates/card-template.docx
+++ b/server/src/templates/card-template.docx
@@ -1,6 +1,6 @@
 
 <file path=word/document.xml><?xml version="1.0" encoding="utf-8"?>
-<w:document xmlns:o="urn:schemas-microsoft-com:office:office" xmlns:r="http://schemas.openxmlformats.org/officeDocument/2006/relationships" xmlns:v="urn:schemas-microsoft-com:vml" xmlns:w="http://schemas.openxmlformats.org/wordprocessingml/2006/main" xmlns:w10="urn:schemas-microsoft-com:office:word" xmlns:wp="http://schemas.openxmlformats.org/drawingml/2006/wordprocessingDrawing" xmlns:pic="http://schemas.openxmlformats.org/drawingml/2006/picture" xmlns:wps="http://schemas.microsoft.com/office/word/2010/wordprocessingShape" xmlns:wpg="http://schemas.microsoft.com/office/word/2010/wordprocessingGroup" xmlns:mc="http://schemas.openxmlformats.org/markup-compatibility/2006" xmlns:wp14="http://schemas.microsoft.com/office/word/2010/wordprocessingDrawing" xmlns:w14="http://schemas.microsoft.com/office/word/2010/wordml" xmlns:w15="http://schemas.microsoft.com/office/word/2012/wordml" mc:Ignorable="w14 wp14 w15">
+<w:document xmlns:wpc="http://schemas.microsoft.com/office/word/2010/wordprocessingCanvas" xmlns:mc="http://schemas.openxmlformats.org/markup-compatibility/2006" xmlns:o="urn:schemas-microsoft-com:office:office" xmlns:r="http://schemas.openxmlformats.org/officeDocument/2006/relationships" xmlns:m="http://schemas.openxmlformats.org/officeDocument/2006/math" xmlns:v="urn:schemas-microsoft-com:vml" xmlns:wp14="http://schemas.microsoft.com/office/word/2010/wordprocessingDrawing" xmlns:wp="http://schemas.openxmlformats.org/drawingml/2006/wordprocessingDrawing" xmlns:w10="urn:schemas-microsoft-com:office:word" xmlns:w="http://schemas.openxmlformats.org/wordprocessingml/2006/main" xmlns:w14="http://schemas.microsoft.com/office/word/2010/wordml" xmlns:w15="http://schemas.microsoft.com/office/word/2012/wordml" xmlns:w16se="http://schemas.microsoft.com/office/word/2015/wordml/symex" xmlns:w16cid="http://schemas.microsoft.com/office/word/2016/wordml/cid" xmlns:w16="http://schemas.microsoft.com/office/word/2018/wordml" xmlns:w16cex="http://schemas.microsoft.com/office/word/2018/wordml/cex" xmlns:w16sdtdh="http://schemas.microsoft.com/office/word/2020/wordml/sdtdatahash" xmlns:wne="http://schemas.microsoft.com/office/word/2006/wordml" xmlns:wpg="http://schemas.microsoft.com/office/word/2010/wordprocessingGroup" xmlns:wps="http://schemas.microsoft.com/office/word/2010/wordprocessingShape" mc:Ignorable="w14 w15 w16se w16cid w16 w16cex w16sdtdh wp14">
   <w:body>
     <w:p>
       <w:pPr>
@@ -14,7 +14,8 @@
       </w:pPr>
       <w:r>
         <w:rPr>
-          <w:rFonts w:eastAsia="Times New Roman" w:cs="Times New Roman"/>
+          <w:rFonts w:ascii="Times New Roman" w:hAnsi="Times New Roman" w:eastAsia="Times New Roman" w:cs="Times New Roman"/>
+          <w:kern w:val="0"/>
           <w:sz w:val="22"/>
           <w:szCs w:val="22"/>
         </w:rPr>
@@ -43,13 +44,13 @@
       <w:pPr>
         <w:pStyle w:val="Normal"/>
         <w:jc w:val="center"/>
-        <w:rPr/>
       </w:pPr>
       <w:r>
         <w:rPr>
-          <w:rFonts w:eastAsia="Times New Roman" w:cs="Times New Roman"/>
+          <w:rFonts w:ascii="Times New Roman" w:hAnsi="Times New Roman" w:eastAsia="Times New Roman" w:cs="Times New Roman"/>
           <w:b/>
           <w:bCs/>
+          <w:kern w:val="0"/>
           <w:sz w:val="22"/>
           <w:szCs w:val="22"/>
         </w:rPr>
@@ -60,13 +61,13 @@
       <w:pPr>
         <w:pStyle w:val="Normal"/>
         <w:jc w:val="center"/>
-        <w:rPr/>
       </w:pPr>
       <w:r>
         <w:rPr>
-          <w:rFonts w:eastAsia="Times New Roman" w:cs="Times New Roman"/>
+          <w:rFonts w:ascii="Times New Roman" w:hAnsi="Times New Roman" w:eastAsia="Times New Roman" w:cs="Times New Roman"/>
           <w:b/>
           <w:bCs/>
+          <w:kern w:val="0"/>
           <w:sz w:val="22"/>
           <w:szCs w:val="22"/>
         </w:rPr>
@@ -74,7 +75,8 @@
       </w:r>
       <w:r>
         <w:rPr>
-          <w:rFonts w:eastAsia="Times New Roman" w:cs="Times New Roman"/>
+          <w:rFonts w:ascii="Times New Roman" w:hAnsi="Times New Roman" w:eastAsia="Times New Roman" w:cs="Times New Roman"/>
+          <w:kern w:val="0"/>
           <w:sz w:val="22"/>
           <w:szCs w:val="22"/>
         </w:rPr>
@@ -84,11 +86,9 @@
     <w:p>
       <w:pPr>
         <w:pStyle w:val="Normal"/>
-        <w:rPr/>
+        <w:jc w:val="left"/>
       </w:pPr>
-      <w:r>
-        <w:rPr/>
-      </w:r>
+      <w:r/>
     </w:p>
     <w:tbl>
       <w:tblPr>
@@ -96,6 +96,14 @@
         <w:tblW w:w="10491" w:type="dxa"/>
         <w:jc w:val="left"/>
         <w:tblInd w:w="-885" w:type="dxa"/>
+        <w:tblBorders>
+          <w:top w:val="single" w:sz="4" w:space="0" w:color="auto"/>
+          <w:left w:val="single" w:sz="4" w:space="0" w:color="auto"/>
+          <w:bottom w:val="single" w:sz="4" w:space="0" w:color="auto"/>
+          <w:right w:val="single" w:sz="4" w:space="0" w:color="auto"/>
+          <w:insideH w:val="single" w:sz="4" w:space="0" w:color="auto"/>
+          <w:insideV w:val="single" w:sz="4" w:space="0" w:color="auto"/>
+        </w:tblBorders>
         <w:tblLayout w:type="fixed"/>
         <w:tblCellMar>
           <w:top w:w="0" w:type="dxa"/>
@@ -103,7 +111,7 @@
           <w:bottom w:w="0" w:type="dxa"/>
           <w:right w:w="108" w:type="dxa"/>
         </w:tblCellMar>
-        <w:tblLook w:noVBand="1" w:firstColumn="1" w:firstRow="1"/>
+        <w:tblLook w:firstRow="1" w:firstColumn="1" w:noVBand="1"/>
       </w:tblPr>
       <w:tblGrid>
         <w:gridCol w:w="2978"/>
@@ -112,18 +120,28 @@
         <w:gridCol w:w="2017"/>
       </w:tblGrid>
       <w:tr>
-        <w:trPr/>
         <w:tc>
           <w:tcPr>
             <w:tcW w:w="2978" w:type="dxa"/>
-            <w:tcBorders/>
+            <w:tcBorders>
+              <w:top w:val="single" w:sz="4" w:space="0" w:color="auto"/>
+              <w:left w:val="single" w:sz="4" w:space="0" w:color="auto"/>
+              <w:bottom w:val="single" w:sz="4" w:space="0" w:color="auto"/>
+              <w:right w:val="single" w:sz="4" w:space="0" w:color="auto"/>
+            </w:tcBorders>
+            <w:tcMar>
+              <w:top w:w="0" w:type="dxa"/>
+              <w:left w:w="108" w:type="dxa"/>
+              <w:bottom w:w="0" w:type="dxa"/>
+              <w:right w:w="108" w:type="dxa"/>
+            </w:tcMar>
             <w:vAlign w:val="center"/>
           </w:tcPr>
           <w:p>
             <w:pPr>
               <w:pStyle w:val="Normal"/>
               <w:widowControl/>
-              <w:suppressAutoHyphens w:val="true"/>
+              <w:suppressAutoHyphens/>
               <w:spacing w:before="0" w:after="0"/>
               <w:jc w:val="left"/>
               <w:rPr>
@@ -131,16 +149,14 @@
                 <w:kern w:val="0"/>
                 <w:sz w:val="20"/>
                 <w:szCs w:val="20"/>
-                <w:lang w:val="ru-RU" w:eastAsia="zh-CN" w:bidi="hi-IN"/>
-              </w:rPr>
-            </w:pPr>
-            <w:r>
-              <w:rPr>
-                <w:rFonts w:eastAsia="Times New Roman" w:cs="Times New Roman"/>
-                <w:kern w:val="0"/>
-                <w:sz w:val="22"/>
-                <w:szCs w:val="22"/>
-                <w:lang w:val="ru-RU" w:eastAsia="zh-CN" w:bidi="hi-IN"/>
+              </w:rPr>
+            </w:pPr>
+            <w:r>
+              <w:rPr>
+                <w:rFonts w:ascii="Times New Roman" w:hAnsi="Times New Roman" w:eastAsia="Times New Roman" w:cs="Times New Roman"/>
+                <w:kern w:val="0"/>
+                <w:sz w:val="22"/>
+                <w:szCs w:val="22"/>
               </w:rPr>
               <w:t>Фамилия</w:t>
             </w:r>
@@ -149,14 +165,25 @@
         <w:tc>
           <w:tcPr>
             <w:tcW w:w="3401" w:type="dxa"/>
-            <w:tcBorders/>
+            <w:tcBorders>
+              <w:top w:val="single" w:sz="4" w:space="0" w:color="auto"/>
+              <w:left w:val="single" w:sz="4" w:space="0" w:color="auto"/>
+              <w:bottom w:val="single" w:sz="4" w:space="0" w:color="auto"/>
+              <w:right w:val="single" w:sz="4" w:space="0" w:color="auto"/>
+            </w:tcBorders>
+            <w:tcMar>
+              <w:top w:w="0" w:type="dxa"/>
+              <w:left w:w="108" w:type="dxa"/>
+              <w:bottom w:w="0" w:type="dxa"/>
+              <w:right w:w="108" w:type="dxa"/>
+            </w:tcMar>
             <w:vAlign w:val="center"/>
           </w:tcPr>
           <w:p>
             <w:pPr>
               <w:pStyle w:val="Normal"/>
               <w:widowControl/>
-              <w:suppressAutoHyphens w:val="true"/>
+              <w:suppressAutoHyphens/>
               <w:spacing w:before="0" w:after="0"/>
               <w:jc w:val="left"/>
               <w:rPr>
@@ -164,16 +191,14 @@
                 <w:kern w:val="0"/>
                 <w:sz w:val="20"/>
                 <w:szCs w:val="20"/>
-                <w:lang w:val="ru-RU" w:eastAsia="zh-CN" w:bidi="hi-IN"/>
-              </w:rPr>
-            </w:pPr>
-            <w:r>
-              <w:rPr>
-                <w:rFonts w:eastAsia="Times New Roman" w:cs="Times New Roman"/>
-                <w:kern w:val="0"/>
-                <w:sz w:val="22"/>
-                <w:szCs w:val="22"/>
-                <w:lang w:val="ru-RU" w:eastAsia="zh-CN" w:bidi="hi-IN"/>
+              </w:rPr>
+            </w:pPr>
+            <w:r>
+              <w:rPr>
+                <w:rFonts w:ascii="Times New Roman" w:hAnsi="Times New Roman" w:eastAsia="Times New Roman" w:cs="Times New Roman"/>
+                <w:kern w:val="0"/>
+                <w:sz w:val="22"/>
+                <w:szCs w:val="22"/>
               </w:rPr>
               <w:t>{lastName}</w:t>
             </w:r>
@@ -182,14 +207,25 @@
         <w:tc>
           <w:tcPr>
             <w:tcW w:w="2094" w:type="dxa"/>
-            <w:tcBorders/>
+            <w:tcBorders>
+              <w:top w:val="single" w:sz="4" w:space="0" w:color="auto"/>
+              <w:left w:val="single" w:sz="4" w:space="0" w:color="auto"/>
+              <w:bottom w:val="single" w:sz="4" w:space="0" w:color="auto"/>
+              <w:right w:val="single" w:sz="4" w:space="0" w:color="auto"/>
+            </w:tcBorders>
+            <w:tcMar>
+              <w:top w:w="0" w:type="dxa"/>
+              <w:left w:w="108" w:type="dxa"/>
+              <w:bottom w:w="0" w:type="dxa"/>
+              <w:right w:w="108" w:type="dxa"/>
+            </w:tcMar>
             <w:vAlign w:val="center"/>
           </w:tcPr>
           <w:p>
             <w:pPr>
               <w:pStyle w:val="Normal"/>
               <w:widowControl/>
-              <w:suppressAutoHyphens w:val="true"/>
+              <w:suppressAutoHyphens/>
               <w:spacing w:before="0" w:after="0"/>
               <w:jc w:val="left"/>
               <w:rPr>
@@ -200,11 +236,10 @@
             </w:pPr>
             <w:r>
               <w:rPr>
-                <w:rFonts w:eastAsia="Times New Roman" w:cs="Times New Roman"/>
-                <w:kern w:val="0"/>
-                <w:sz w:val="22"/>
-                <w:szCs w:val="22"/>
-                <w:lang w:val="ru-RU" w:eastAsia="zh-CN" w:bidi="hi-IN"/>
+                <w:rFonts w:ascii="Times New Roman" w:hAnsi="Times New Roman" w:eastAsia="Times New Roman" w:cs="Times New Roman"/>
+                <w:kern w:val="0"/>
+                <w:sz w:val="22"/>
+                <w:szCs w:val="22"/>
               </w:rPr>
               <w:t>Пол</w:t>
             </w:r>
@@ -213,14 +248,25 @@
         <w:tc>
           <w:tcPr>
             <w:tcW w:w="2017" w:type="dxa"/>
-            <w:tcBorders/>
+            <w:tcBorders>
+              <w:top w:val="single" w:sz="4" w:space="0" w:color="auto"/>
+              <w:left w:val="single" w:sz="4" w:space="0" w:color="auto"/>
+              <w:bottom w:val="single" w:sz="4" w:space="0" w:color="auto"/>
+              <w:right w:val="single" w:sz="4" w:space="0" w:color="auto"/>
+            </w:tcBorders>
+            <w:tcMar>
+              <w:top w:w="0" w:type="dxa"/>
+              <w:left w:w="108" w:type="dxa"/>
+              <w:bottom w:w="0" w:type="dxa"/>
+              <w:right w:w="108" w:type="dxa"/>
+            </w:tcMar>
             <w:vAlign w:val="center"/>
           </w:tcPr>
           <w:p>
             <w:pPr>
               <w:pStyle w:val="Normal"/>
               <w:widowControl/>
-              <w:suppressAutoHyphens w:val="true"/>
+              <w:suppressAutoHyphens/>
               <w:spacing w:before="0" w:after="0"/>
               <w:jc w:val="left"/>
               <w:rPr>
@@ -231,11 +277,10 @@
             </w:pPr>
             <w:r>
               <w:rPr>
-                <w:rFonts w:eastAsia="Times New Roman" w:cs="Times New Roman"/>
-                <w:kern w:val="0"/>
-                <w:sz w:val="22"/>
-                <w:szCs w:val="22"/>
-                <w:lang w:val="ru-RU" w:eastAsia="zh-CN" w:bidi="hi-IN"/>
+                <w:rFonts w:ascii="Times New Roman" w:hAnsi="Times New Roman" w:eastAsia="Times New Roman" w:cs="Times New Roman"/>
+                <w:kern w:val="0"/>
+                <w:sz w:val="22"/>
+                <w:szCs w:val="22"/>
               </w:rPr>
               <w:t>{gender}</w:t>
             </w:r>
@@ -243,18 +288,28 @@
         </w:tc>
       </w:tr>
       <w:tr>
-        <w:trPr/>
         <w:tc>
           <w:tcPr>
             <w:tcW w:w="2978" w:type="dxa"/>
-            <w:tcBorders/>
+            <w:tcBorders>
+              <w:top w:val="single" w:sz="4" w:space="0" w:color="auto"/>
+              <w:left w:val="single" w:sz="4" w:space="0" w:color="auto"/>
+              <w:bottom w:val="single" w:sz="4" w:space="0" w:color="auto"/>
+              <w:right w:val="single" w:sz="4" w:space="0" w:color="auto"/>
+            </w:tcBorders>
+            <w:tcMar>
+              <w:top w:w="0" w:type="dxa"/>
+              <w:left w:w="108" w:type="dxa"/>
+              <w:bottom w:w="0" w:type="dxa"/>
+              <w:right w:w="108" w:type="dxa"/>
+            </w:tcMar>
             <w:vAlign w:val="center"/>
           </w:tcPr>
           <w:p>
             <w:pPr>
               <w:pStyle w:val="Normal"/>
               <w:widowControl/>
-              <w:suppressAutoHyphens w:val="true"/>
+              <w:suppressAutoHyphens/>
               <w:spacing w:before="0" w:after="0"/>
               <w:jc w:val="left"/>
               <w:rPr>
@@ -262,16 +317,14 @@
                 <w:kern w:val="0"/>
                 <w:sz w:val="20"/>
                 <w:szCs w:val="20"/>
-                <w:lang w:val="ru-RU" w:eastAsia="zh-CN" w:bidi="hi-IN"/>
-              </w:rPr>
-            </w:pPr>
-            <w:r>
-              <w:rPr>
-                <w:rFonts w:eastAsia="Times New Roman" w:cs="Times New Roman"/>
-                <w:kern w:val="0"/>
-                <w:sz w:val="22"/>
-                <w:szCs w:val="22"/>
-                <w:lang w:val="ru-RU" w:eastAsia="zh-CN" w:bidi="hi-IN"/>
+              </w:rPr>
+            </w:pPr>
+            <w:r>
+              <w:rPr>
+                <w:rFonts w:ascii="Times New Roman" w:hAnsi="Times New Roman" w:eastAsia="Times New Roman" w:cs="Times New Roman"/>
+                <w:kern w:val="0"/>
+                <w:sz w:val="22"/>
+                <w:szCs w:val="22"/>
               </w:rPr>
               <w:t>Имя</w:t>
             </w:r>
@@ -280,14 +333,25 @@
         <w:tc>
           <w:tcPr>
             <w:tcW w:w="3401" w:type="dxa"/>
-            <w:tcBorders/>
+            <w:tcBorders>
+              <w:top w:val="single" w:sz="4" w:space="0" w:color="auto"/>
+              <w:left w:val="single" w:sz="4" w:space="0" w:color="auto"/>
+              <w:bottom w:val="single" w:sz="4" w:space="0" w:color="auto"/>
+              <w:right w:val="single" w:sz="4" w:space="0" w:color="auto"/>
+            </w:tcBorders>
+            <w:tcMar>
+              <w:top w:w="0" w:type="dxa"/>
+              <w:left w:w="108" w:type="dxa"/>
+              <w:bottom w:w="0" w:type="dxa"/>
+              <w:right w:w="108" w:type="dxa"/>
+            </w:tcMar>
             <w:vAlign w:val="center"/>
           </w:tcPr>
           <w:p>
             <w:pPr>
               <w:pStyle w:val="Normal"/>
               <w:widowControl/>
-              <w:suppressAutoHyphens w:val="true"/>
+              <w:suppressAutoHyphens/>
               <w:spacing w:before="0" w:after="0"/>
               <w:jc w:val="left"/>
               <w:rPr>
@@ -295,16 +359,14 @@
                 <w:kern w:val="0"/>
                 <w:sz w:val="20"/>
                 <w:szCs w:val="20"/>
-                <w:lang w:val="ru-RU" w:eastAsia="zh-CN" w:bidi="hi-IN"/>
-              </w:rPr>
-            </w:pPr>
-            <w:r>
-              <w:rPr>
-                <w:rFonts w:eastAsia="Times New Roman" w:cs="Times New Roman"/>
-                <w:kern w:val="0"/>
-                <w:sz w:val="22"/>
-                <w:szCs w:val="22"/>
-                <w:lang w:val="ru-RU" w:eastAsia="zh-CN" w:bidi="hi-IN"/>
+              </w:rPr>
+            </w:pPr>
+            <w:r>
+              <w:rPr>
+                <w:rFonts w:ascii="Times New Roman" w:hAnsi="Times New Roman" w:eastAsia="Times New Roman" w:cs="Times New Roman"/>
+                <w:kern w:val="0"/>
+                <w:sz w:val="22"/>
+                <w:szCs w:val="22"/>
               </w:rPr>
               <w:t>{firstName}</w:t>
             </w:r>
@@ -313,14 +375,25 @@
         <w:tc>
           <w:tcPr>
             <w:tcW w:w="2094" w:type="dxa"/>
-            <w:tcBorders/>
+            <w:tcBorders>
+              <w:top w:val="single" w:sz="4" w:space="0" w:color="auto"/>
+              <w:left w:val="single" w:sz="4" w:space="0" w:color="auto"/>
+              <w:bottom w:val="single" w:sz="4" w:space="0" w:color="auto"/>
+              <w:right w:val="single" w:sz="4" w:space="0" w:color="auto"/>
+            </w:tcBorders>
+            <w:tcMar>
+              <w:top w:w="0" w:type="dxa"/>
+              <w:left w:w="108" w:type="dxa"/>
+              <w:bottom w:w="0" w:type="dxa"/>
+              <w:right w:w="108" w:type="dxa"/>
+            </w:tcMar>
             <w:vAlign w:val="center"/>
           </w:tcPr>
           <w:p>
             <w:pPr>
               <w:pStyle w:val="Normal"/>
               <w:widowControl/>
-              <w:suppressAutoHyphens w:val="true"/>
+              <w:suppressAutoHyphens/>
               <w:spacing w:before="0" w:after="0"/>
               <w:jc w:val="left"/>
               <w:rPr>
@@ -331,11 +404,10 @@
             </w:pPr>
             <w:r>
               <w:rPr>
-                <w:rFonts w:eastAsia="Times New Roman" w:cs="Times New Roman"/>
-                <w:kern w:val="0"/>
-                <w:sz w:val="22"/>
-                <w:szCs w:val="22"/>
-                <w:lang w:val="ru-RU" w:eastAsia="zh-CN" w:bidi="hi-IN"/>
+                <w:rFonts w:ascii="Times New Roman" w:hAnsi="Times New Roman" w:eastAsia="Times New Roman" w:cs="Times New Roman"/>
+                <w:kern w:val="0"/>
+                <w:sz w:val="22"/>
+                <w:szCs w:val="22"/>
               </w:rPr>
               <w:t>Рост</w:t>
             </w:r>
@@ -344,14 +416,25 @@
         <w:tc>
           <w:tcPr>
             <w:tcW w:w="2017" w:type="dxa"/>
-            <w:tcBorders/>
+            <w:tcBorders>
+              <w:top w:val="single" w:sz="4" w:space="0" w:color="auto"/>
+              <w:left w:val="single" w:sz="4" w:space="0" w:color="auto"/>
+              <w:bottom w:val="single" w:sz="4" w:space="0" w:color="auto"/>
+              <w:right w:val="single" w:sz="4" w:space="0" w:color="auto"/>
+            </w:tcBorders>
+            <w:tcMar>
+              <w:top w:w="0" w:type="dxa"/>
+              <w:left w:w="108" w:type="dxa"/>
+              <w:bottom w:w="0" w:type="dxa"/>
+              <w:right w:w="108" w:type="dxa"/>
+            </w:tcMar>
             <w:vAlign w:val="center"/>
           </w:tcPr>
           <w:p>
             <w:pPr>
               <w:pStyle w:val="Normal"/>
               <w:widowControl/>
-              <w:suppressAutoHyphens w:val="true"/>
+              <w:suppressAutoHyphens/>
               <w:spacing w:before="0" w:after="0"/>
               <w:jc w:val="left"/>
               <w:rPr>
@@ -362,11 +445,10 @@
             </w:pPr>
             <w:r>
               <w:rPr>
-                <w:rFonts w:eastAsia="Times New Roman" w:cs="Times New Roman"/>
-                <w:kern w:val="0"/>
-                <w:sz w:val="22"/>
-                <w:szCs w:val="22"/>
-                <w:lang w:val="ru-RU" w:eastAsia="zh-CN" w:bidi="hi-IN"/>
+                <w:rFonts w:ascii="Times New Roman" w:hAnsi="Times New Roman" w:eastAsia="Times New Roman" w:cs="Times New Roman"/>
+                <w:kern w:val="0"/>
+                <w:sz w:val="22"/>
+                <w:szCs w:val="22"/>
               </w:rPr>
               <w:t>{height}</w:t>
             </w:r>
@@ -374,18 +456,28 @@
         </w:tc>
       </w:tr>
       <w:tr>
-        <w:trPr/>
         <w:tc>
           <w:tcPr>
             <w:tcW w:w="2978" w:type="dxa"/>
-            <w:tcBorders/>
+            <w:tcBorders>
+              <w:top w:val="single" w:sz="4" w:space="0" w:color="auto"/>
+              <w:left w:val="single" w:sz="4" w:space="0" w:color="auto"/>
+              <w:bottom w:val="single" w:sz="4" w:space="0" w:color="auto"/>
+              <w:right w:val="single" w:sz="4" w:space="0" w:color="auto"/>
+            </w:tcBorders>
+            <w:tcMar>
+              <w:top w:w="0" w:type="dxa"/>
+              <w:left w:w="108" w:type="dxa"/>
+              <w:bottom w:w="0" w:type="dxa"/>
+              <w:right w:w="108" w:type="dxa"/>
+            </w:tcMar>
             <w:vAlign w:val="center"/>
           </w:tcPr>
           <w:p>
             <w:pPr>
               <w:pStyle w:val="Normal"/>
               <w:widowControl/>
-              <w:suppressAutoHyphens w:val="true"/>
+              <w:suppressAutoHyphens/>
               <w:spacing w:before="0" w:after="0"/>
               <w:jc w:val="left"/>
               <w:rPr>
@@ -393,16 +485,14 @@
                 <w:kern w:val="0"/>
                 <w:sz w:val="20"/>
                 <w:szCs w:val="20"/>
-                <w:lang w:val="ru-RU" w:eastAsia="zh-CN" w:bidi="hi-IN"/>
-              </w:rPr>
-            </w:pPr>
-            <w:r>
-              <w:rPr>
-                <w:rFonts w:eastAsia="Times New Roman" w:cs="Times New Roman"/>
-                <w:kern w:val="0"/>
-                <w:sz w:val="22"/>
-                <w:szCs w:val="22"/>
-                <w:lang w:val="ru-RU" w:eastAsia="zh-CN" w:bidi="hi-IN"/>
+              </w:rPr>
+            </w:pPr>
+            <w:r>
+              <w:rPr>
+                <w:rFonts w:ascii="Times New Roman" w:hAnsi="Times New Roman" w:eastAsia="Times New Roman" w:cs="Times New Roman"/>
+                <w:kern w:val="0"/>
+                <w:sz w:val="22"/>
+                <w:szCs w:val="22"/>
               </w:rPr>
               <w:t>Отчество</w:t>
             </w:r>
@@ -411,14 +501,25 @@
         <w:tc>
           <w:tcPr>
             <w:tcW w:w="3401" w:type="dxa"/>
-            <w:tcBorders/>
+            <w:tcBorders>
+              <w:top w:val="single" w:sz="4" w:space="0" w:color="auto"/>
+              <w:left w:val="single" w:sz="4" w:space="0" w:color="auto"/>
+              <w:bottom w:val="single" w:sz="4" w:space="0" w:color="auto"/>
+              <w:right w:val="single" w:sz="4" w:space="0" w:color="auto"/>
+            </w:tcBorders>
+            <w:tcMar>
+              <w:top w:w="0" w:type="dxa"/>
+              <w:left w:w="108" w:type="dxa"/>
+              <w:bottom w:w="0" w:type="dxa"/>
+              <w:right w:w="108" w:type="dxa"/>
+            </w:tcMar>
             <w:vAlign w:val="center"/>
           </w:tcPr>
           <w:p>
             <w:pPr>
               <w:pStyle w:val="Normal"/>
               <w:widowControl/>
-              <w:suppressAutoHyphens w:val="true"/>
+              <w:suppressAutoHyphens/>
               <w:spacing w:before="0" w:after="0"/>
               <w:jc w:val="left"/>
               <w:rPr>
@@ -426,16 +527,14 @@
                 <w:kern w:val="0"/>
                 <w:sz w:val="20"/>
                 <w:szCs w:val="20"/>
-                <w:lang w:val="ru-RU" w:eastAsia="zh-CN" w:bidi="hi-IN"/>
-              </w:rPr>
-            </w:pPr>
-            <w:r>
-              <w:rPr>
-                <w:rFonts w:eastAsia="Times New Roman" w:cs="Times New Roman"/>
-                <w:kern w:val="0"/>
-                <w:sz w:val="22"/>
-                <w:szCs w:val="22"/>
-                <w:lang w:val="ru-RU" w:eastAsia="zh-CN" w:bidi="hi-IN"/>
+              </w:rPr>
+            </w:pPr>
+            <w:r>
+              <w:rPr>
+                <w:rFonts w:ascii="Times New Roman" w:hAnsi="Times New Roman" w:eastAsia="Times New Roman" w:cs="Times New Roman"/>
+                <w:kern w:val="0"/>
+                <w:sz w:val="22"/>
+                <w:szCs w:val="22"/>
               </w:rPr>
               <w:t>{middleName}</w:t>
             </w:r>
@@ -444,14 +543,25 @@
         <w:tc>
           <w:tcPr>
             <w:tcW w:w="2094" w:type="dxa"/>
-            <w:tcBorders/>
+            <w:tcBorders>
+              <w:top w:val="single" w:sz="4" w:space="0" w:color="auto"/>
+              <w:left w:val="single" w:sz="4" w:space="0" w:color="auto"/>
+              <w:bottom w:val="single" w:sz="4" w:space="0" w:color="auto"/>
+              <w:right w:val="single" w:sz="4" w:space="0" w:color="auto"/>
+            </w:tcBorders>
+            <w:tcMar>
+              <w:top w:w="0" w:type="dxa"/>
+              <w:left w:w="108" w:type="dxa"/>
+              <w:bottom w:w="0" w:type="dxa"/>
+              <w:right w:w="108" w:type="dxa"/>
+            </w:tcMar>
             <w:vAlign w:val="center"/>
           </w:tcPr>
           <w:p>
             <w:pPr>
               <w:pStyle w:val="Normal"/>
               <w:widowControl/>
-              <w:suppressAutoHyphens w:val="true"/>
+              <w:suppressAutoHyphens/>
               <w:spacing w:before="0" w:after="0"/>
               <w:jc w:val="left"/>
               <w:rPr>
@@ -462,11 +572,10 @@
             </w:pPr>
             <w:r>
               <w:rPr>
-                <w:rFonts w:eastAsia="Times New Roman" w:cs="Times New Roman"/>
-                <w:kern w:val="0"/>
-                <w:sz w:val="22"/>
-                <w:szCs w:val="22"/>
-                <w:lang w:val="ru-RU" w:eastAsia="zh-CN" w:bidi="hi-IN"/>
+                <w:rFonts w:ascii="Times New Roman" w:hAnsi="Times New Roman" w:eastAsia="Times New Roman" w:cs="Times New Roman"/>
+                <w:kern w:val="0"/>
+                <w:sz w:val="22"/>
+                <w:szCs w:val="22"/>
               </w:rPr>
               <w:t>Размер:</w:t>
             </w:r>
@@ -475,14 +584,25 @@
         <w:tc>
           <w:tcPr>
             <w:tcW w:w="2017" w:type="dxa"/>
-            <w:tcBorders/>
+            <w:tcBorders>
+              <w:top w:val="single" w:sz="4" w:space="0" w:color="auto"/>
+              <w:left w:val="single" w:sz="4" w:space="0" w:color="auto"/>
+              <w:bottom w:val="single" w:sz="4" w:space="0" w:color="auto"/>
+              <w:right w:val="single" w:sz="4" w:space="0" w:color="auto"/>
+            </w:tcBorders>
+            <w:tcMar>
+              <w:top w:w="0" w:type="dxa"/>
+              <w:left w:w="108" w:type="dxa"/>
+              <w:bottom w:w="0" w:type="dxa"/>
+              <w:right w:w="108" w:type="dxa"/>
+            </w:tcMar>
             <w:vAlign w:val="center"/>
           </w:tcPr>
           <w:p>
             <w:pPr>
               <w:pStyle w:val="Normal"/>
               <w:widowControl/>
-              <w:suppressAutoHyphens w:val="true"/>
+              <w:suppressAutoHyphens/>
               <w:spacing w:before="0" w:after="0"/>
               <w:jc w:val="left"/>
               <w:rPr>
@@ -497,25 +617,34 @@
                 <w:kern w:val="0"/>
                 <w:sz w:val="22"/>
                 <w:szCs w:val="22"/>
-                <w:lang w:val="ru-RU" w:eastAsia="zh-CN" w:bidi="hi-IN"/>
               </w:rPr>
             </w:r>
           </w:p>
         </w:tc>
       </w:tr>
       <w:tr>
-        <w:trPr/>
         <w:tc>
           <w:tcPr>
             <w:tcW w:w="2978" w:type="dxa"/>
-            <w:tcBorders/>
+            <w:tcBorders>
+              <w:top w:val="single" w:sz="4" w:space="0" w:color="auto"/>
+              <w:left w:val="single" w:sz="4" w:space="0" w:color="auto"/>
+              <w:bottom w:val="single" w:sz="4" w:space="0" w:color="auto"/>
+              <w:right w:val="single" w:sz="4" w:space="0" w:color="auto"/>
+            </w:tcBorders>
+            <w:tcMar>
+              <w:top w:w="0" w:type="dxa"/>
+              <w:left w:w="108" w:type="dxa"/>
+              <w:bottom w:w="0" w:type="dxa"/>
+              <w:right w:w="108" w:type="dxa"/>
+            </w:tcMar>
             <w:vAlign w:val="center"/>
           </w:tcPr>
           <w:p>
             <w:pPr>
               <w:pStyle w:val="Normal"/>
               <w:widowControl/>
-              <w:suppressAutoHyphens w:val="true"/>
+              <w:suppressAutoHyphens/>
               <w:spacing w:before="0" w:after="0"/>
               <w:jc w:val="left"/>
               <w:rPr>
@@ -523,16 +652,14 @@
                 <w:kern w:val="0"/>
                 <w:sz w:val="20"/>
                 <w:szCs w:val="20"/>
-                <w:lang w:val="ru-RU" w:eastAsia="zh-CN" w:bidi="hi-IN"/>
-              </w:rPr>
-            </w:pPr>
-            <w:r>
-              <w:rPr>
-                <w:rFonts w:eastAsia="Times New Roman" w:cs="Times New Roman"/>
-                <w:kern w:val="0"/>
-                <w:sz w:val="22"/>
-                <w:szCs w:val="22"/>
-                <w:lang w:val="ru-RU" w:eastAsia="zh-CN" w:bidi="hi-IN"/>
+              </w:rPr>
+            </w:pPr>
+            <w:r>
+              <w:rPr>
+                <w:rFonts w:ascii="Times New Roman" w:hAnsi="Times New Roman" w:eastAsia="Times New Roman" w:cs="Times New Roman"/>
+                <w:kern w:val="0"/>
+                <w:sz w:val="22"/>
+                <w:szCs w:val="22"/>
               </w:rPr>
               <w:t>Табельный номер</w:t>
             </w:r>
@@ -541,14 +668,25 @@
         <w:tc>
           <w:tcPr>
             <w:tcW w:w="3401" w:type="dxa"/>
-            <w:tcBorders/>
+            <w:tcBorders>
+              <w:top w:val="single" w:sz="4" w:space="0" w:color="auto"/>
+              <w:left w:val="single" w:sz="4" w:space="0" w:color="auto"/>
+              <w:bottom w:val="single" w:sz="4" w:space="0" w:color="auto"/>
+              <w:right w:val="single" w:sz="4" w:space="0" w:color="auto"/>
+            </w:tcBorders>
+            <w:tcMar>
+              <w:top w:w="0" w:type="dxa"/>
+              <w:left w:w="108" w:type="dxa"/>
+              <w:bottom w:w="0" w:type="dxa"/>
+              <w:right w:w="108" w:type="dxa"/>
+            </w:tcMar>
             <w:vAlign w:val="center"/>
           </w:tcPr>
           <w:p>
             <w:pPr>
               <w:pStyle w:val="Normal"/>
               <w:widowControl/>
-              <w:suppressAutoHyphens w:val="true"/>
+              <w:suppressAutoHyphens/>
               <w:spacing w:before="0" w:after="0"/>
               <w:jc w:val="left"/>
               <w:rPr>
@@ -556,16 +694,14 @@
                 <w:kern w:val="0"/>
                 <w:sz w:val="20"/>
                 <w:szCs w:val="20"/>
-                <w:lang w:val="ru-RU" w:eastAsia="zh-CN" w:bidi="hi-IN"/>
-              </w:rPr>
-            </w:pPr>
-            <w:r>
-              <w:rPr>
-                <w:rFonts w:eastAsia="Times New Roman" w:cs="Times New Roman"/>
-                <w:kern w:val="0"/>
-                <w:sz w:val="22"/>
-                <w:szCs w:val="22"/>
-                <w:lang w:val="ru-RU" w:eastAsia="zh-CN" w:bidi="hi-IN"/>
+              </w:rPr>
+            </w:pPr>
+            <w:r>
+              <w:rPr>
+                <w:rFonts w:ascii="Times New Roman" w:hAnsi="Times New Roman" w:eastAsia="Times New Roman" w:cs="Times New Roman"/>
+                <w:kern w:val="0"/>
+                <w:sz w:val="22"/>
+                <w:szCs w:val="22"/>
               </w:rPr>
               <w:t>{personnelNumber}</w:t>
             </w:r>
@@ -574,14 +710,25 @@
         <w:tc>
           <w:tcPr>
             <w:tcW w:w="2094" w:type="dxa"/>
-            <w:tcBorders/>
+            <w:tcBorders>
+              <w:top w:val="single" w:sz="4" w:space="0" w:color="auto"/>
+              <w:left w:val="single" w:sz="4" w:space="0" w:color="auto"/>
+              <w:bottom w:val="single" w:sz="4" w:space="0" w:color="auto"/>
+              <w:right w:val="single" w:sz="4" w:space="0" w:color="auto"/>
+            </w:tcBorders>
+            <w:tcMar>
+              <w:top w:w="0" w:type="dxa"/>
+              <w:left w:w="108" w:type="dxa"/>
+              <w:bottom w:w="0" w:type="dxa"/>
+              <w:right w:w="108" w:type="dxa"/>
+            </w:tcMar>
             <w:vAlign w:val="center"/>
           </w:tcPr>
           <w:p>
             <w:pPr>
               <w:pStyle w:val="Normal"/>
               <w:widowControl/>
-              <w:suppressAutoHyphens w:val="true"/>
+              <w:suppressAutoHyphens/>
               <w:spacing w:before="0" w:after="0"/>
               <w:jc w:val="left"/>
               <w:rPr>
@@ -592,11 +739,10 @@
             </w:pPr>
             <w:r>
               <w:rPr>
-                <w:rFonts w:eastAsia="Times New Roman" w:cs="Times New Roman"/>
-                <w:kern w:val="0"/>
-                <w:sz w:val="22"/>
-                <w:szCs w:val="22"/>
-                <w:lang w:val="ru-RU" w:eastAsia="zh-CN" w:bidi="hi-IN"/>
+                <w:rFonts w:ascii="Times New Roman" w:hAnsi="Times New Roman" w:eastAsia="Times New Roman" w:cs="Times New Roman"/>
+                <w:kern w:val="0"/>
+                <w:sz w:val="22"/>
+                <w:szCs w:val="22"/>
               </w:rPr>
               <w:t>Размер одежды</w:t>
             </w:r>
@@ -605,14 +751,25 @@
         <w:tc>
           <w:tcPr>
             <w:tcW w:w="2017" w:type="dxa"/>
-            <w:tcBorders/>
+            <w:tcBorders>
+              <w:top w:val="single" w:sz="4" w:space="0" w:color="auto"/>
+              <w:left w:val="single" w:sz="4" w:space="0" w:color="auto"/>
+              <w:bottom w:val="single" w:sz="4" w:space="0" w:color="auto"/>
+              <w:right w:val="single" w:sz="4" w:space="0" w:color="auto"/>
+            </w:tcBorders>
+            <w:tcMar>
+              <w:top w:w="0" w:type="dxa"/>
+              <w:left w:w="108" w:type="dxa"/>
+              <w:bottom w:w="0" w:type="dxa"/>
+              <w:right w:w="108" w:type="dxa"/>
+            </w:tcMar>
             <w:vAlign w:val="center"/>
           </w:tcPr>
           <w:p>
             <w:pPr>
               <w:pStyle w:val="Normal"/>
               <w:widowControl/>
-              <w:suppressAutoHyphens w:val="true"/>
+              <w:suppressAutoHyphens/>
               <w:spacing w:before="0" w:after="0"/>
               <w:jc w:val="left"/>
               <w:rPr>
@@ -623,11 +780,10 @@
             </w:pPr>
             <w:r>
               <w:rPr>
-                <w:rFonts w:eastAsia="Times New Roman" w:cs="Times New Roman"/>
-                <w:kern w:val="0"/>
-                <w:sz w:val="22"/>
-                <w:szCs w:val="22"/>
-                <w:lang w:val="ru-RU" w:eastAsia="zh-CN" w:bidi="hi-IN"/>
+                <w:rFonts w:ascii="Times New Roman" w:hAnsi="Times New Roman" w:eastAsia="Times New Roman" w:cs="Times New Roman"/>
+                <w:kern w:val="0"/>
+                <w:sz w:val="22"/>
+                <w:szCs w:val="22"/>
               </w:rPr>
               <w:t>{clothingSize}</w:t>
             </w:r>
@@ -635,18 +791,28 @@
         </w:tc>
       </w:tr>
       <w:tr>
-        <w:trPr/>
         <w:tc>
           <w:tcPr>
             <w:tcW w:w="2978" w:type="dxa"/>
-            <w:tcBorders/>
+            <w:tcBorders>
+              <w:top w:val="single" w:sz="4" w:space="0" w:color="auto"/>
+              <w:left w:val="single" w:sz="4" w:space="0" w:color="auto"/>
+              <w:bottom w:val="single" w:sz="4" w:space="0" w:color="auto"/>
+              <w:right w:val="single" w:sz="4" w:space="0" w:color="auto"/>
+            </w:tcBorders>
+            <w:tcMar>
+              <w:top w:w="0" w:type="dxa"/>
+              <w:left w:w="108" w:type="dxa"/>
+              <w:bottom w:w="0" w:type="dxa"/>
+              <w:right w:w="108" w:type="dxa"/>
+            </w:tcMar>
             <w:vAlign w:val="center"/>
           </w:tcPr>
           <w:p>
             <w:pPr>
               <w:pStyle w:val="Normal"/>
               <w:widowControl/>
-              <w:suppressAutoHyphens w:val="true"/>
+              <w:suppressAutoHyphens/>
               <w:spacing w:before="0" w:after="0"/>
               <w:jc w:val="left"/>
               <w:rPr>
@@ -654,16 +820,14 @@
                 <w:kern w:val="0"/>
                 <w:sz w:val="20"/>
                 <w:szCs w:val="20"/>
-                <w:lang w:val="ru-RU" w:eastAsia="zh-CN" w:bidi="hi-IN"/>
-              </w:rPr>
-            </w:pPr>
-            <w:r>
-              <w:rPr>
-                <w:rFonts w:eastAsia="Times New Roman" w:cs="Times New Roman"/>
-                <w:kern w:val="0"/>
-                <w:sz w:val="22"/>
-                <w:szCs w:val="22"/>
-                <w:lang w:val="ru-RU" w:eastAsia="zh-CN" w:bidi="hi-IN"/>
+              </w:rPr>
+            </w:pPr>
+            <w:r>
+              <w:rPr>
+                <w:rFonts w:ascii="Times New Roman" w:hAnsi="Times New Roman" w:eastAsia="Times New Roman" w:cs="Times New Roman"/>
+                <w:kern w:val="0"/>
+                <w:sz w:val="22"/>
+                <w:szCs w:val="22"/>
               </w:rPr>
               <w:t>Структурное подразделение</w:t>
             </w:r>
@@ -672,14 +836,25 @@
         <w:tc>
           <w:tcPr>
             <w:tcW w:w="3401" w:type="dxa"/>
-            <w:tcBorders/>
+            <w:tcBorders>
+              <w:top w:val="single" w:sz="4" w:space="0" w:color="auto"/>
+              <w:left w:val="single" w:sz="4" w:space="0" w:color="auto"/>
+              <w:bottom w:val="single" w:sz="4" w:space="0" w:color="auto"/>
+              <w:right w:val="single" w:sz="4" w:space="0" w:color="auto"/>
+            </w:tcBorders>
+            <w:tcMar>
+              <w:top w:w="0" w:type="dxa"/>
+              <w:left w:w="108" w:type="dxa"/>
+              <w:bottom w:w="0" w:type="dxa"/>
+              <w:right w:w="108" w:type="dxa"/>
+            </w:tcMar>
             <w:vAlign w:val="center"/>
           </w:tcPr>
           <w:p>
             <w:pPr>
               <w:pStyle w:val="Normal"/>
               <w:widowControl/>
-              <w:suppressAutoHyphens w:val="true"/>
+              <w:suppressAutoHyphens/>
               <w:spacing w:before="0" w:after="0"/>
               <w:jc w:val="left"/>
               <w:rPr>
@@ -687,16 +862,14 @@
                 <w:kern w:val="0"/>
                 <w:sz w:val="20"/>
                 <w:szCs w:val="20"/>
-                <w:lang w:val="ru-RU" w:eastAsia="zh-CN" w:bidi="hi-IN"/>
-              </w:rPr>
-            </w:pPr>
-            <w:r>
-              <w:rPr>
-                <w:rFonts w:eastAsia="Times New Roman" w:cs="Times New Roman"/>
-                <w:kern w:val="0"/>
-                <w:sz w:val="22"/>
-                <w:szCs w:val="22"/>
-                <w:lang w:val="ru-RU" w:eastAsia="zh-CN" w:bidi="hi-IN"/>
+              </w:rPr>
+            </w:pPr>
+            <w:r>
+              <w:rPr>
+                <w:rFonts w:ascii="Times New Roman" w:hAnsi="Times New Roman" w:eastAsia="Times New Roman" w:cs="Times New Roman"/>
+                <w:kern w:val="0"/>
+                <w:sz w:val="22"/>
+                <w:szCs w:val="22"/>
               </w:rPr>
               <w:t>{siteName}</w:t>
             </w:r>
@@ -705,14 +878,25 @@
         <w:tc>
           <w:tcPr>
             <w:tcW w:w="2094" w:type="dxa"/>
-            <w:tcBorders/>
+            <w:tcBorders>
+              <w:top w:val="single" w:sz="4" w:space="0" w:color="auto"/>
+              <w:left w:val="single" w:sz="4" w:space="0" w:color="auto"/>
+              <w:bottom w:val="single" w:sz="4" w:space="0" w:color="auto"/>
+              <w:right w:val="single" w:sz="4" w:space="0" w:color="auto"/>
+            </w:tcBorders>
+            <w:tcMar>
+              <w:top w:w="0" w:type="dxa"/>
+              <w:left w:w="108" w:type="dxa"/>
+              <w:bottom w:w="0" w:type="dxa"/>
+              <w:right w:w="108" w:type="dxa"/>
+            </w:tcMar>
             <w:vAlign w:val="center"/>
           </w:tcPr>
           <w:p>
             <w:pPr>
               <w:pStyle w:val="Normal"/>
               <w:widowControl/>
-              <w:suppressAutoHyphens w:val="true"/>
+              <w:suppressAutoHyphens/>
               <w:spacing w:before="0" w:after="0"/>
               <w:jc w:val="left"/>
               <w:rPr>
@@ -723,11 +907,10 @@
             </w:pPr>
             <w:r>
               <w:rPr>
-                <w:rFonts w:eastAsia="Times New Roman" w:cs="Times New Roman"/>
-                <w:kern w:val="0"/>
-                <w:sz w:val="22"/>
-                <w:szCs w:val="22"/>
-                <w:lang w:val="ru-RU" w:eastAsia="zh-CN" w:bidi="hi-IN"/>
+                <w:rFonts w:ascii="Times New Roman" w:hAnsi="Times New Roman" w:eastAsia="Times New Roman" w:cs="Times New Roman"/>
+                <w:kern w:val="0"/>
+                <w:sz w:val="22"/>
+                <w:szCs w:val="22"/>
               </w:rPr>
               <w:t>Размер обуви</w:t>
             </w:r>
@@ -736,14 +919,25 @@
         <w:tc>
           <w:tcPr>
             <w:tcW w:w="2017" w:type="dxa"/>
-            <w:tcBorders/>
+            <w:tcBorders>
+              <w:top w:val="single" w:sz="4" w:space="0" w:color="auto"/>
+              <w:left w:val="single" w:sz="4" w:space="0" w:color="auto"/>
+              <w:bottom w:val="single" w:sz="4" w:space="0" w:color="auto"/>
+              <w:right w:val="single" w:sz="4" w:space="0" w:color="auto"/>
+            </w:tcBorders>
+            <w:tcMar>
+              <w:top w:w="0" w:type="dxa"/>
+              <w:left w:w="108" w:type="dxa"/>
+              <w:bottom w:w="0" w:type="dxa"/>
+              <w:right w:w="108" w:type="dxa"/>
+            </w:tcMar>
             <w:vAlign w:val="center"/>
           </w:tcPr>
           <w:p>
             <w:pPr>
               <w:pStyle w:val="Normal"/>
               <w:widowControl/>
-              <w:suppressAutoHyphens w:val="true"/>
+              <w:suppressAutoHyphens/>
               <w:spacing w:before="0" w:after="0"/>
               <w:jc w:val="left"/>
               <w:rPr>
@@ -754,11 +948,10 @@
             </w:pPr>
             <w:r>
               <w:rPr>
-                <w:rFonts w:eastAsia="Times New Roman" w:cs="Times New Roman"/>
-                <w:kern w:val="0"/>
-                <w:sz w:val="22"/>
-                <w:szCs w:val="22"/>
-                <w:lang w:val="ru-RU" w:eastAsia="zh-CN" w:bidi="hi-IN"/>
+                <w:rFonts w:ascii="Times New Roman" w:hAnsi="Times New Roman" w:eastAsia="Times New Roman" w:cs="Times New Roman"/>
+                <w:kern w:val="0"/>
+                <w:sz w:val="22"/>
+                <w:szCs w:val="22"/>
               </w:rPr>
               <w:t>{shoeSize}</w:t>
             </w:r>
@@ -766,18 +959,28 @@
         </w:tc>
       </w:tr>
       <w:tr>
-        <w:trPr/>
         <w:tc>
           <w:tcPr>
             <w:tcW w:w="2978" w:type="dxa"/>
-            <w:tcBorders/>
+            <w:tcBorders>
+              <w:top w:val="single" w:sz="4" w:space="0" w:color="auto"/>
+              <w:left w:val="single" w:sz="4" w:space="0" w:color="auto"/>
+              <w:bottom w:val="single" w:sz="4" w:space="0" w:color="auto"/>
+              <w:right w:val="single" w:sz="4" w:space="0" w:color="auto"/>
+            </w:tcBorders>
+            <w:tcMar>
+              <w:top w:w="0" w:type="dxa"/>
+              <w:left w:w="108" w:type="dxa"/>
+              <w:bottom w:w="0" w:type="dxa"/>
+              <w:right w:w="108" w:type="dxa"/>
+            </w:tcMar>
             <w:vAlign w:val="center"/>
           </w:tcPr>
           <w:p>
             <w:pPr>
               <w:pStyle w:val="Normal"/>
               <w:widowControl/>
-              <w:suppressAutoHyphens w:val="true"/>
+              <w:suppressAutoHyphens/>
               <w:spacing w:before="0" w:after="0"/>
               <w:jc w:val="left"/>
               <w:rPr>
@@ -785,16 +988,14 @@
                 <w:kern w:val="0"/>
                 <w:sz w:val="20"/>
                 <w:szCs w:val="20"/>
-                <w:lang w:val="ru-RU" w:eastAsia="zh-CN" w:bidi="hi-IN"/>
-              </w:rPr>
-            </w:pPr>
-            <w:r>
-              <w:rPr>
-                <w:rFonts w:eastAsia="Times New Roman" w:cs="Times New Roman"/>
-                <w:kern w:val="0"/>
-                <w:sz w:val="22"/>
-                <w:szCs w:val="22"/>
-                <w:lang w:val="ru-RU" w:eastAsia="zh-CN" w:bidi="hi-IN"/>
+              </w:rPr>
+            </w:pPr>
+            <w:r>
+              <w:rPr>
+                <w:rFonts w:ascii="Times New Roman" w:hAnsi="Times New Roman" w:eastAsia="Times New Roman" w:cs="Times New Roman"/>
+                <w:kern w:val="0"/>
+                <w:sz w:val="22"/>
+                <w:szCs w:val="22"/>
               </w:rPr>
               <w:t>Профессия (должность)</w:t>
             </w:r>
@@ -803,14 +1004,25 @@
         <w:tc>
           <w:tcPr>
             <w:tcW w:w="3401" w:type="dxa"/>
-            <w:tcBorders/>
+            <w:tcBorders>
+              <w:top w:val="single" w:sz="4" w:space="0" w:color="auto"/>
+              <w:left w:val="single" w:sz="4" w:space="0" w:color="auto"/>
+              <w:bottom w:val="single" w:sz="4" w:space="0" w:color="auto"/>
+              <w:right w:val="single" w:sz="4" w:space="0" w:color="auto"/>
+            </w:tcBorders>
+            <w:tcMar>
+              <w:top w:w="0" w:type="dxa"/>
+              <w:left w:w="108" w:type="dxa"/>
+              <w:bottom w:w="0" w:type="dxa"/>
+              <w:right w:w="108" w:type="dxa"/>
+            </w:tcMar>
             <w:vAlign w:val="center"/>
           </w:tcPr>
           <w:p>
             <w:pPr>
               <w:pStyle w:val="Normal"/>
               <w:widowControl/>
-              <w:suppressAutoHyphens w:val="true"/>
+              <w:suppressAutoHyphens/>
               <w:spacing w:before="0" w:after="0"/>
               <w:jc w:val="left"/>
               <w:rPr>
@@ -818,16 +1030,14 @@
                 <w:kern w:val="0"/>
                 <w:sz w:val="20"/>
                 <w:szCs w:val="20"/>
-                <w:lang w:val="ru-RU" w:eastAsia="zh-CN" w:bidi="hi-IN"/>
-              </w:rPr>
-            </w:pPr>
-            <w:r>
-              <w:rPr>
-                <w:rFonts w:eastAsia="Times New Roman" w:cs="Times New Roman"/>
-                <w:kern w:val="0"/>
-                <w:sz w:val="22"/>
-                <w:szCs w:val="22"/>
-                <w:lang w:val="ru-RU" w:eastAsia="zh-CN" w:bidi="hi-IN"/>
+              </w:rPr>
+            </w:pPr>
+            <w:r>
+              <w:rPr>
+                <w:rFonts w:ascii="Times New Roman" w:hAnsi="Times New Roman" w:eastAsia="Times New Roman" w:cs="Times New Roman"/>
+                <w:kern w:val="0"/>
+                <w:sz w:val="22"/>
+                <w:szCs w:val="22"/>
               </w:rPr>
               <w:t>{position}</w:t>
             </w:r>
@@ -836,14 +1046,25 @@
         <w:tc>
           <w:tcPr>
             <w:tcW w:w="2094" w:type="dxa"/>
-            <w:tcBorders/>
+            <w:tcBorders>
+              <w:top w:val="single" w:sz="4" w:space="0" w:color="auto"/>
+              <w:left w:val="single" w:sz="4" w:space="0" w:color="auto"/>
+              <w:bottom w:val="single" w:sz="4" w:space="0" w:color="auto"/>
+              <w:right w:val="single" w:sz="4" w:space="0" w:color="auto"/>
+            </w:tcBorders>
+            <w:tcMar>
+              <w:top w:w="0" w:type="dxa"/>
+              <w:left w:w="108" w:type="dxa"/>
+              <w:bottom w:w="0" w:type="dxa"/>
+              <w:right w:w="108" w:type="dxa"/>
+            </w:tcMar>
             <w:vAlign w:val="center"/>
           </w:tcPr>
           <w:p>
             <w:pPr>
               <w:pStyle w:val="Normal"/>
               <w:widowControl/>
-              <w:suppressAutoHyphens w:val="true"/>
+              <w:suppressAutoHyphens/>
               <w:spacing w:before="0" w:after="0"/>
               <w:jc w:val="left"/>
               <w:rPr>
@@ -854,11 +1075,10 @@
             </w:pPr>
             <w:r>
               <w:rPr>
-                <w:rFonts w:eastAsia="Times New Roman" w:cs="Times New Roman"/>
-                <w:kern w:val="0"/>
-                <w:sz w:val="22"/>
-                <w:szCs w:val="22"/>
-                <w:lang w:val="ru-RU" w:eastAsia="zh-CN" w:bidi="hi-IN"/>
+                <w:rFonts w:ascii="Times New Roman" w:hAnsi="Times New Roman" w:eastAsia="Times New Roman" w:cs="Times New Roman"/>
+                <w:kern w:val="0"/>
+                <w:sz w:val="22"/>
+                <w:szCs w:val="22"/>
               </w:rPr>
               <w:t>Размер головного убора</w:t>
             </w:r>
@@ -867,14 +1087,25 @@
         <w:tc>
           <w:tcPr>
             <w:tcW w:w="2017" w:type="dxa"/>
-            <w:tcBorders/>
+            <w:tcBorders>
+              <w:top w:val="single" w:sz="4" w:space="0" w:color="auto"/>
+              <w:left w:val="single" w:sz="4" w:space="0" w:color="auto"/>
+              <w:bottom w:val="single" w:sz="4" w:space="0" w:color="auto"/>
+              <w:right w:val="single" w:sz="4" w:space="0" w:color="auto"/>
+            </w:tcBorders>
+            <w:tcMar>
+              <w:top w:w="0" w:type="dxa"/>
+              <w:left w:w="108" w:type="dxa"/>
+              <w:bottom w:w="0" w:type="dxa"/>
+              <w:right w:w="108" w:type="dxa"/>
+            </w:tcMar>
             <w:vAlign w:val="center"/>
           </w:tcPr>
           <w:p>
             <w:pPr>
               <w:pStyle w:val="Normal"/>
               <w:widowControl/>
-              <w:suppressAutoHyphens w:val="true"/>
+              <w:suppressAutoHyphens/>
               <w:spacing w:before="0" w:after="0"/>
               <w:jc w:val="left"/>
               <w:rPr>
@@ -885,11 +1116,10 @@
             </w:pPr>
             <w:r>
               <w:rPr>
-                <w:rFonts w:eastAsia="Times New Roman" w:cs="Times New Roman"/>
-                <w:kern w:val="0"/>
-                <w:sz w:val="22"/>
-                <w:szCs w:val="22"/>
-                <w:lang w:val="ru-RU" w:eastAsia="zh-CN" w:bidi="hi-IN"/>
+                <w:rFonts w:ascii="Times New Roman" w:hAnsi="Times New Roman" w:eastAsia="Times New Roman" w:cs="Times New Roman"/>
+                <w:kern w:val="0"/>
+                <w:sz w:val="22"/>
+                <w:szCs w:val="22"/>
               </w:rPr>
               <w:t>{hatSize}</w:t>
             </w:r>
@@ -897,18 +1127,28 @@
         </w:tc>
       </w:tr>
       <w:tr>
-        <w:trPr/>
         <w:tc>
           <w:tcPr>
             <w:tcW w:w="2978" w:type="dxa"/>
-            <w:tcBorders/>
+            <w:tcBorders>
+              <w:top w:val="single" w:sz="4" w:space="0" w:color="auto"/>
+              <w:left w:val="single" w:sz="4" w:space="0" w:color="auto"/>
+              <w:bottom w:val="single" w:sz="4" w:space="0" w:color="auto"/>
+              <w:right w:val="single" w:sz="4" w:space="0" w:color="auto"/>
+            </w:tcBorders>
+            <w:tcMar>
+              <w:top w:w="0" w:type="dxa"/>
+              <w:left w:w="108" w:type="dxa"/>
+              <w:bottom w:w="0" w:type="dxa"/>
+              <w:right w:w="108" w:type="dxa"/>
+            </w:tcMar>
             <w:vAlign w:val="center"/>
           </w:tcPr>
           <w:p>
             <w:pPr>
               <w:pStyle w:val="Normal"/>
               <w:widowControl/>
-              <w:suppressAutoHyphens w:val="true"/>
+              <w:suppressAutoHyphens/>
               <w:spacing w:before="0" w:after="0"/>
               <w:jc w:val="left"/>
               <w:rPr>
@@ -916,16 +1156,14 @@
                 <w:kern w:val="0"/>
                 <w:sz w:val="20"/>
                 <w:szCs w:val="20"/>
-                <w:lang w:val="ru-RU" w:eastAsia="zh-CN" w:bidi="hi-IN"/>
-              </w:rPr>
-            </w:pPr>
-            <w:r>
-              <w:rPr>
-                <w:rFonts w:eastAsia="Times New Roman" w:cs="Times New Roman"/>
-                <w:kern w:val="0"/>
-                <w:sz w:val="22"/>
-                <w:szCs w:val="22"/>
-                <w:lang w:val="ru-RU" w:eastAsia="zh-CN" w:bidi="hi-IN"/>
+              </w:rPr>
+            </w:pPr>
+            <w:r>
+              <w:rPr>
+                <w:rFonts w:ascii="Times New Roman" w:hAnsi="Times New Roman" w:eastAsia="Times New Roman" w:cs="Times New Roman"/>
+                <w:kern w:val="0"/>
+                <w:sz w:val="22"/>
+                <w:szCs w:val="22"/>
               </w:rPr>
               <w:t>Дата поступления на работу</w:t>
             </w:r>
@@ -934,14 +1172,25 @@
         <w:tc>
           <w:tcPr>
             <w:tcW w:w="3401" w:type="dxa"/>
-            <w:tcBorders/>
+            <w:tcBorders>
+              <w:top w:val="single" w:sz="4" w:space="0" w:color="auto"/>
+              <w:left w:val="single" w:sz="4" w:space="0" w:color="auto"/>
+              <w:bottom w:val="single" w:sz="4" w:space="0" w:color="auto"/>
+              <w:right w:val="single" w:sz="4" w:space="0" w:color="auto"/>
+            </w:tcBorders>
+            <w:tcMar>
+              <w:top w:w="0" w:type="dxa"/>
+              <w:left w:w="108" w:type="dxa"/>
+              <w:bottom w:w="0" w:type="dxa"/>
+              <w:right w:w="108" w:type="dxa"/>
+            </w:tcMar>
             <w:vAlign w:val="center"/>
           </w:tcPr>
           <w:p>
             <w:pPr>
               <w:pStyle w:val="Normal"/>
               <w:widowControl/>
-              <w:suppressAutoHyphens w:val="true"/>
+              <w:suppressAutoHyphens/>
               <w:spacing w:before="0" w:after="0"/>
               <w:jc w:val="left"/>
               <w:rPr>
@@ -949,16 +1198,14 @@
                 <w:kern w:val="0"/>
                 <w:sz w:val="20"/>
                 <w:szCs w:val="20"/>
-                <w:lang w:val="ru-RU" w:eastAsia="zh-CN" w:bidi="hi-IN"/>
-              </w:rPr>
-            </w:pPr>
-            <w:r>
-              <w:rPr>
-                <w:rFonts w:eastAsia="Times New Roman" w:cs="Times New Roman"/>
-                <w:kern w:val="0"/>
-                <w:sz w:val="22"/>
-                <w:szCs w:val="22"/>
-                <w:lang w:val="ru-RU" w:eastAsia="zh-CN" w:bidi="hi-IN"/>
+              </w:rPr>
+            </w:pPr>
+            <w:r>
+              <w:rPr>
+                <w:rFonts w:ascii="Times New Roman" w:hAnsi="Times New Roman" w:eastAsia="Times New Roman" w:cs="Times New Roman"/>
+                <w:kern w:val="0"/>
+                <w:sz w:val="22"/>
+                <w:szCs w:val="22"/>
               </w:rPr>
               <w:t>{hireDate}</w:t>
             </w:r>
@@ -967,14 +1214,25 @@
         <w:tc>
           <w:tcPr>
             <w:tcW w:w="2094" w:type="dxa"/>
-            <w:tcBorders/>
+            <w:tcBorders>
+              <w:top w:val="single" w:sz="4" w:space="0" w:color="auto"/>
+              <w:left w:val="single" w:sz="4" w:space="0" w:color="auto"/>
+              <w:bottom w:val="single" w:sz="4" w:space="0" w:color="auto"/>
+              <w:right w:val="single" w:sz="4" w:space="0" w:color="auto"/>
+            </w:tcBorders>
+            <w:tcMar>
+              <w:top w:w="0" w:type="dxa"/>
+              <w:left w:w="108" w:type="dxa"/>
+              <w:bottom w:w="0" w:type="dxa"/>
+              <w:right w:w="108" w:type="dxa"/>
+            </w:tcMar>
             <w:vAlign w:val="center"/>
           </w:tcPr>
           <w:p>
             <w:pPr>
               <w:pStyle w:val="Normal"/>
               <w:widowControl/>
-              <w:suppressAutoHyphens w:val="true"/>
+              <w:suppressAutoHyphens/>
               <w:spacing w:before="0" w:after="0"/>
               <w:jc w:val="left"/>
               <w:rPr>
@@ -985,11 +1243,10 @@
             </w:pPr>
             <w:r>
               <w:rPr>
-                <w:rFonts w:eastAsia="Times New Roman" w:cs="Times New Roman"/>
-                <w:kern w:val="0"/>
-                <w:sz w:val="22"/>
-                <w:szCs w:val="22"/>
-                <w:lang w:val="ru-RU" w:eastAsia="zh-CN" w:bidi="hi-IN"/>
+                <w:rFonts w:ascii="Times New Roman" w:hAnsi="Times New Roman" w:eastAsia="Times New Roman" w:cs="Times New Roman"/>
+                <w:kern w:val="0"/>
+                <w:sz w:val="22"/>
+                <w:szCs w:val="22"/>
               </w:rPr>
               <w:t>СИЗОД</w:t>
             </w:r>
@@ -998,14 +1255,25 @@
         <w:tc>
           <w:tcPr>
             <w:tcW w:w="2017" w:type="dxa"/>
-            <w:tcBorders/>
+            <w:tcBorders>
+              <w:top w:val="single" w:sz="4" w:space="0" w:color="auto"/>
+              <w:left w:val="single" w:sz="4" w:space="0" w:color="auto"/>
+              <w:bottom w:val="single" w:sz="4" w:space="0" w:color="auto"/>
+              <w:right w:val="single" w:sz="4" w:space="0" w:color="auto"/>
+            </w:tcBorders>
+            <w:tcMar>
+              <w:top w:w="0" w:type="dxa"/>
+              <w:left w:w="108" w:type="dxa"/>
+              <w:bottom w:w="0" w:type="dxa"/>
+              <w:right w:w="108" w:type="dxa"/>
+            </w:tcMar>
             <w:vAlign w:val="center"/>
           </w:tcPr>
           <w:p>
             <w:pPr>
               <w:pStyle w:val="Normal"/>
               <w:widowControl/>
-              <w:suppressAutoHyphens w:val="true"/>
+              <w:suppressAutoHyphens/>
               <w:spacing w:before="0" w:after="0"/>
               <w:jc w:val="left"/>
               <w:rPr>
@@ -1016,11 +1284,10 @@
             </w:pPr>
             <w:r>
               <w:rPr>
-                <w:rFonts w:eastAsia="Times New Roman" w:cs="Times New Roman"/>
-                <w:kern w:val="0"/>
-                <w:sz w:val="22"/>
-                <w:szCs w:val="22"/>
-                <w:lang w:val="ru-RU" w:eastAsia="zh-CN" w:bidi="hi-IN"/>
+                <w:rFonts w:ascii="Times New Roman" w:hAnsi="Times New Roman" w:eastAsia="Times New Roman" w:cs="Times New Roman"/>
+                <w:kern w:val="0"/>
+                <w:sz w:val="22"/>
+                <w:szCs w:val="22"/>
               </w:rPr>
               <w:t>{respiratorSize}</w:t>
             </w:r>
@@ -1028,18 +1295,28 @@
         </w:tc>
       </w:tr>
       <w:tr>
-        <w:trPr/>
         <w:tc>
           <w:tcPr>
             <w:tcW w:w="2978" w:type="dxa"/>
-            <w:tcBorders/>
+            <w:tcBorders>
+              <w:top w:val="single" w:sz="4" w:space="0" w:color="auto"/>
+              <w:left w:val="single" w:sz="4" w:space="0" w:color="auto"/>
+              <w:bottom w:val="single" w:sz="4" w:space="0" w:color="auto"/>
+              <w:right w:val="single" w:sz="4" w:space="0" w:color="auto"/>
+            </w:tcBorders>
+            <w:tcMar>
+              <w:top w:w="0" w:type="dxa"/>
+              <w:left w:w="108" w:type="dxa"/>
+              <w:bottom w:w="0" w:type="dxa"/>
+              <w:right w:w="108" w:type="dxa"/>
+            </w:tcMar>
             <w:vAlign w:val="center"/>
           </w:tcPr>
           <w:p>
             <w:pPr>
               <w:pStyle w:val="Normal"/>
               <w:widowControl/>
-              <w:suppressAutoHyphens w:val="true"/>
+              <w:suppressAutoHyphens/>
               <w:spacing w:before="0" w:after="0"/>
               <w:jc w:val="left"/>
               <w:rPr>
@@ -1050,11 +1327,10 @@
             </w:pPr>
             <w:r>
               <w:rPr>
-                <w:rFonts w:eastAsia="Times New Roman" w:cs="Times New Roman"/>
-                <w:kern w:val="0"/>
-                <w:sz w:val="22"/>
-                <w:szCs w:val="22"/>
-                <w:lang w:val="ru-RU" w:eastAsia="zh-CN" w:bidi="hi-IN"/>
+                <w:rFonts w:ascii="Times New Roman" w:hAnsi="Times New Roman" w:eastAsia="Times New Roman" w:cs="Times New Roman"/>
+                <w:kern w:val="0"/>
+                <w:sz w:val="22"/>
+                <w:szCs w:val="22"/>
               </w:rPr>
               <w:t>Дата изменения профессии (должности) или перевода</w:t>
             </w:r>
@@ -1063,14 +1339,25 @@
         <w:tc>
           <w:tcPr>
             <w:tcW w:w="3401" w:type="dxa"/>
-            <w:tcBorders/>
+            <w:tcBorders>
+              <w:top w:val="single" w:sz="4" w:space="0" w:color="auto"/>
+              <w:left w:val="single" w:sz="4" w:space="0" w:color="auto"/>
+              <w:bottom w:val="single" w:sz="4" w:space="0" w:color="auto"/>
+              <w:right w:val="single" w:sz="4" w:space="0" w:color="auto"/>
+            </w:tcBorders>
+            <w:tcMar>
+              <w:top w:w="0" w:type="dxa"/>
+              <w:left w:w="108" w:type="dxa"/>
+              <w:bottom w:w="0" w:type="dxa"/>
+              <w:right w:w="108" w:type="dxa"/>
+            </w:tcMar>
             <w:vAlign w:val="center"/>
           </w:tcPr>
           <w:p>
             <w:pPr>
               <w:pStyle w:val="Normal"/>
               <w:widowControl/>
-              <w:suppressAutoHyphens w:val="true"/>
+              <w:suppressAutoHyphens/>
               <w:spacing w:before="0" w:after="0"/>
               <w:jc w:val="left"/>
               <w:rPr>
@@ -1078,16 +1365,14 @@
                 <w:kern w:val="0"/>
                 <w:sz w:val="20"/>
                 <w:szCs w:val="20"/>
-                <w:lang w:val="ru-RU" w:eastAsia="zh-CN" w:bidi="hi-IN"/>
-              </w:rPr>
-            </w:pPr>
-            <w:r>
-              <w:rPr>
-                <w:rFonts w:eastAsia="Times New Roman" w:cs="Times New Roman"/>
-                <w:kern w:val="0"/>
-                <w:sz w:val="22"/>
-                <w:szCs w:val="22"/>
-                <w:lang w:val="ru-RU" w:eastAsia="zh-CN" w:bidi="hi-IN"/>
+              </w:rPr>
+            </w:pPr>
+            <w:r>
+              <w:rPr>
+                <w:rFonts w:ascii="Times New Roman" w:hAnsi="Times New Roman" w:eastAsia="Times New Roman" w:cs="Times New Roman"/>
+                <w:kern w:val="0"/>
+                <w:sz w:val="22"/>
+                <w:szCs w:val="22"/>
               </w:rPr>
               <w:t>{positionChangeDate}</w:t>
             </w:r>
@@ -1096,14 +1381,25 @@
         <w:tc>
           <w:tcPr>
             <w:tcW w:w="2094" w:type="dxa"/>
-            <w:tcBorders/>
+            <w:tcBorders>
+              <w:top w:val="single" w:sz="4" w:space="0" w:color="auto"/>
+              <w:left w:val="single" w:sz="4" w:space="0" w:color="auto"/>
+              <w:bottom w:val="single" w:sz="4" w:space="0" w:color="auto"/>
+              <w:right w:val="single" w:sz="4" w:space="0" w:color="auto"/>
+            </w:tcBorders>
+            <w:tcMar>
+              <w:top w:w="0" w:type="dxa"/>
+              <w:left w:w="108" w:type="dxa"/>
+              <w:bottom w:w="0" w:type="dxa"/>
+              <w:right w:w="108" w:type="dxa"/>
+            </w:tcMar>
             <w:vAlign w:val="center"/>
           </w:tcPr>
           <w:p>
             <w:pPr>
               <w:pStyle w:val="Normal"/>
               <w:widowControl/>
-              <w:suppressAutoHyphens w:val="true"/>
+              <w:suppressAutoHyphens/>
               <w:spacing w:before="0" w:after="0"/>
               <w:jc w:val="left"/>
               <w:rPr>
@@ -1114,11 +1410,10 @@
             </w:pPr>
             <w:r>
               <w:rPr>
-                <w:rFonts w:eastAsia="Times New Roman" w:cs="Times New Roman"/>
-                <w:kern w:val="0"/>
-                <w:sz w:val="22"/>
-                <w:szCs w:val="22"/>
-                <w:lang w:val="ru-RU" w:eastAsia="zh-CN" w:bidi="hi-IN"/>
+                <w:rFonts w:ascii="Times New Roman" w:hAnsi="Times New Roman" w:eastAsia="Times New Roman" w:cs="Times New Roman"/>
+                <w:kern w:val="0"/>
+                <w:sz w:val="22"/>
+                <w:szCs w:val="22"/>
               </w:rPr>
               <w:t>СИЗ рук</w:t>
             </w:r>
@@ -1127,14 +1422,25 @@
         <w:tc>
           <w:tcPr>
             <w:tcW w:w="2017" w:type="dxa"/>
-            <w:tcBorders/>
+            <w:tcBorders>
+              <w:top w:val="single" w:sz="4" w:space="0" w:color="auto"/>
+              <w:left w:val="single" w:sz="4" w:space="0" w:color="auto"/>
+              <w:bottom w:val="single" w:sz="4" w:space="0" w:color="auto"/>
+              <w:right w:val="single" w:sz="4" w:space="0" w:color="auto"/>
+            </w:tcBorders>
+            <w:tcMar>
+              <w:top w:w="0" w:type="dxa"/>
+              <w:left w:w="108" w:type="dxa"/>
+              <w:bottom w:w="0" w:type="dxa"/>
+              <w:right w:w="108" w:type="dxa"/>
+            </w:tcMar>
             <w:vAlign w:val="center"/>
           </w:tcPr>
           <w:p>
             <w:pPr>
               <w:pStyle w:val="Normal"/>
               <w:widowControl/>
-              <w:suppressAutoHyphens w:val="true"/>
+              <w:suppressAutoHyphens/>
               <w:spacing w:before="0" w:after="0"/>
               <w:jc w:val="left"/>
               <w:rPr>
@@ -1145,11 +1451,10 @@
             </w:pPr>
             <w:r>
               <w:rPr>
-                <w:rFonts w:eastAsia="Times New Roman" w:cs="Times New Roman"/>
-                <w:kern w:val="0"/>
-                <w:sz w:val="22"/>
-                <w:szCs w:val="22"/>
-                <w:lang w:val="ru-RU" w:eastAsia="zh-CN" w:bidi="hi-IN"/>
+                <w:rFonts w:ascii="Times New Roman" w:hAnsi="Times New Roman" w:eastAsia="Times New Roman" w:cs="Times New Roman"/>
+                <w:kern w:val="0"/>
+                <w:sz w:val="22"/>
+                <w:szCs w:val="22"/>
               </w:rPr>
               <w:t>{glovesSize}</w:t>
             </w:r>
@@ -1160,26 +1465,30 @@
     <w:p>
       <w:pPr>
         <w:pStyle w:val="Normal"/>
-        <w:rPr/>
+        <w:jc w:val="left"/>
       </w:pPr>
-      <w:r>
-        <w:rPr/>
-      </w:r>
+      <w:r/>
     </w:p>
     <w:p>
       <w:pPr>
         <w:pStyle w:val="Normal"/>
-        <w:rPr/>
+        <w:jc w:val="left"/>
       </w:pPr>
-      <w:r>
-        <w:rPr/>
-      </w:r>
+      <w:r/>
     </w:p>
     <w:tbl>
       <w:tblPr>
         <w:tblW w:w="10512" w:type="dxa"/>
         <w:jc w:val="left"/>
         <w:tblInd w:w="-958" w:type="dxa"/>
+        <w:tblBorders>
+          <w:top w:val="single" w:sz="2" w:space="0" w:color="000000"/>
+          <w:left w:val="single" w:sz="2" w:space="0" w:color="000000"/>
+          <w:bottom w:val="single" w:sz="2" w:space="0" w:color="000000"/>
+          <w:right w:val="single" w:sz="2" w:space="0" w:color="000000"/>
+          <w:insideH w:val="single" w:sz="2" w:space="0" w:color="000000"/>
+          <w:insideV w:val="single" w:sz="2" w:space="0" w:color="000000"/>
+        </w:tblBorders>
         <w:tblLayout w:type="fixed"/>
         <w:tblCellMar>
           <w:top w:w="0" w:type="dxa"/>
@@ -1209,6 +1518,12 @@
               <w:bottom w:val="single" w:sz="2" w:space="0" w:color="000000"/>
               <w:right w:val="single" w:sz="2" w:space="0" w:color="000000"/>
             </w:tcBorders>
+            <w:tcMar>
+              <w:top w:w="0" w:type="dxa"/>
+              <w:left w:w="28" w:type="dxa"/>
+              <w:bottom w:w="0" w:type="dxa"/>
+              <w:right w:w="28" w:type="dxa"/>
+            </w:tcMar>
             <w:vAlign w:val="center"/>
           </w:tcPr>
           <w:p>
@@ -1224,8 +1539,9 @@
             </w:pPr>
             <w:r>
               <w:rPr>
-                <w:rFonts w:eastAsia="Times New Roman" w:cs="Calibri" w:ascii="Calibri" w:hAnsi="Calibri"/>
-                <w:color w:val="000000"/>
+                <w:rFonts w:ascii="Calibri" w:hAnsi="Calibri" w:eastAsia="Times New Roman" w:cs="Calibri"/>
+                <w:color w:val="000000"/>
+                <w:kern w:val="0"/>
                 <w:sz w:val="18"/>
                 <w:szCs w:val="18"/>
               </w:rPr>
@@ -1243,6 +1559,12 @@
               <w:bottom w:val="single" w:sz="2" w:space="0" w:color="000000"/>
               <w:right w:val="single" w:sz="2" w:space="0" w:color="000000"/>
             </w:tcBorders>
+            <w:tcMar>
+              <w:top w:w="0" w:type="dxa"/>
+              <w:left w:w="28" w:type="dxa"/>
+              <w:bottom w:w="0" w:type="dxa"/>
+              <w:right w:w="28" w:type="dxa"/>
+            </w:tcMar>
             <w:vAlign w:val="center"/>
           </w:tcPr>
           <w:p>
@@ -1258,8 +1580,9 @@
             </w:pPr>
             <w:r>
               <w:rPr>
-                <w:rFonts w:eastAsia="Times New Roman" w:cs="Calibri" w:ascii="Calibri" w:hAnsi="Calibri"/>
-                <w:color w:val="000000"/>
+                <w:rFonts w:ascii="Calibri" w:hAnsi="Calibri" w:eastAsia="Times New Roman" w:cs="Calibri"/>
+                <w:color w:val="000000"/>
+                <w:kern w:val="0"/>
                 <w:sz w:val="18"/>
                 <w:szCs w:val="18"/>
               </w:rPr>
@@ -1276,6 +1599,12 @@
               <w:bottom w:val="single" w:sz="2" w:space="0" w:color="000000"/>
               <w:right w:val="single" w:sz="2" w:space="0" w:color="000000"/>
             </w:tcBorders>
+            <w:tcMar>
+              <w:top w:w="0" w:type="dxa"/>
+              <w:left w:w="28" w:type="dxa"/>
+              <w:bottom w:w="0" w:type="dxa"/>
+              <w:right w:w="28" w:type="dxa"/>
+            </w:tcMar>
             <w:vAlign w:val="center"/>
           </w:tcPr>
           <w:p>
@@ -1291,8 +1620,9 @@
             </w:pPr>
             <w:r>
               <w:rPr>
-                <w:rFonts w:eastAsia="Times New Roman" w:cs="Calibri" w:ascii="Calibri" w:hAnsi="Calibri"/>
-                <w:color w:val="000000"/>
+                <w:rFonts w:ascii="Calibri" w:hAnsi="Calibri" w:eastAsia="Times New Roman" w:cs="Calibri"/>
+                <w:color w:val="000000"/>
+                <w:kern w:val="0"/>
                 <w:sz w:val="18"/>
                 <w:szCs w:val="18"/>
               </w:rPr>
@@ -1315,6 +1645,12 @@
               <w:bottom w:val="single" w:sz="2" w:space="0" w:color="000000"/>
               <w:right w:val="single" w:sz="2" w:space="0" w:color="000000"/>
             </w:tcBorders>
+            <w:tcMar>
+              <w:top w:w="0" w:type="dxa"/>
+              <w:left w:w="28" w:type="dxa"/>
+              <w:bottom w:w="0" w:type="dxa"/>
+              <w:right w:w="28" w:type="dxa"/>
+            </w:tcMar>
             <w:vAlign w:val="center"/>
           </w:tcPr>
           <w:p>
@@ -1330,7 +1666,8 @@
             </w:pPr>
             <w:r>
               <w:rPr>
-                <w:rFonts w:cs="Droid Sans Mono" w:ascii="Droid Sans Mono" w:hAnsi="Droid Sans Mono"/>
+                <w:rFonts w:ascii="Droid Sans Mono" w:hAnsi="Droid Sans Mono" w:eastAsia="Noto Serif CJK SC" w:cs="Droid Sans Mono"/>
+                <w:kern w:val="0"/>
                 <w:sz w:val="20"/>
                 <w:szCs w:val="20"/>
               </w:rPr>
@@ -1338,7 +1675,8 @@
             </w:r>
             <w:r>
               <w:rPr>
-                <w:rFonts w:eastAsia="Noto Serif CJK SC" w:cs="Droid Sans Mono" w:ascii="Droid Sans Mono" w:hAnsi="Droid Sans Mono"/>
+                <w:rFonts w:ascii="Droid Sans Mono" w:hAnsi="Droid Sans Mono" w:eastAsia="Noto Serif CJK SC" w:cs="Droid Sans Mono"/>
+                <w:kern w:val="0"/>
                 <w:sz w:val="20"/>
                 <w:szCs w:val="20"/>
               </w:rPr>
@@ -1356,6 +1694,12 @@
               <w:bottom w:val="single" w:sz="2" w:space="0" w:color="000000"/>
               <w:right w:val="single" w:sz="2" w:space="0" w:color="000000"/>
             </w:tcBorders>
+            <w:tcMar>
+              <w:top w:w="0" w:type="dxa"/>
+              <w:left w:w="28" w:type="dxa"/>
+              <w:bottom w:w="0" w:type="dxa"/>
+              <w:right w:w="28" w:type="dxa"/>
+            </w:tcMar>
             <w:vAlign w:val="center"/>
           </w:tcPr>
           <w:p>
@@ -1371,7 +1715,8 @@
             </w:pPr>
             <w:r>
               <w:rPr>
-                <w:rFonts w:eastAsia="Noto Serif CJK SC" w:cs="Droid Sans Mono" w:ascii="Droid Sans Mono" w:hAnsi="Droid Sans Mono"/>
+                <w:rFonts w:ascii="Droid Sans Mono" w:hAnsi="Droid Sans Mono" w:eastAsia="Noto Serif CJK SC" w:cs="Droid Sans Mono"/>
+                <w:kern w:val="0"/>
                 <w:sz w:val="20"/>
                 <w:szCs w:val="20"/>
               </w:rPr>
@@ -1388,6 +1733,12 @@
               <w:bottom w:val="single" w:sz="2" w:space="0" w:color="000000"/>
               <w:right w:val="single" w:sz="2" w:space="0" w:color="000000"/>
             </w:tcBorders>
+            <w:tcMar>
+              <w:top w:w="0" w:type="dxa"/>
+              <w:left w:w="28" w:type="dxa"/>
+              <w:bottom w:w="0" w:type="dxa"/>
+              <w:right w:w="28" w:type="dxa"/>
+            </w:tcMar>
             <w:vAlign w:val="center"/>
           </w:tcPr>
           <w:p>
@@ -1403,7 +1754,8 @@
             </w:pPr>
             <w:r>
               <w:rPr>
-                <w:rFonts w:eastAsia="Noto Serif CJK SC" w:cs="Droid Sans Mono" w:ascii="Droid Sans Mono" w:hAnsi="Droid Sans Mono"/>
+                <w:rFonts w:ascii="Droid Sans Mono" w:hAnsi="Droid Sans Mono" w:eastAsia="Noto Serif CJK SC" w:cs="Droid Sans Mono"/>
+                <w:kern w:val="0"/>
                 <w:sz w:val="20"/>
                 <w:szCs w:val="20"/>
               </w:rPr>
@@ -1411,7 +1763,8 @@
             </w:r>
             <w:r>
               <w:rPr>
-                <w:rFonts w:cs="Droid Sans Mono" w:ascii="Droid Sans Mono" w:hAnsi="Droid Sans Mono"/>
+                <w:rFonts w:ascii="Droid Sans Mono" w:hAnsi="Droid Sans Mono" w:eastAsia="Noto Serif CJK SC" w:cs="Droid Sans Mono"/>
+                <w:kern w:val="0"/>
                 <w:sz w:val="20"/>
                 <w:szCs w:val="20"/>
               </w:rPr>
@@ -1421,7 +1774,6 @@
         </w:tc>
       </w:tr>
       <w:tr>
-        <w:trPr/>
         <w:tc>
           <w:tcPr>
             <w:tcW w:w="10512" w:type="dxa"/>
@@ -1431,17 +1783,25 @@
               <w:bottom w:val="single" w:sz="2" w:space="0" w:color="000000"/>
               <w:right w:val="single" w:sz="2" w:space="0" w:color="000000"/>
             </w:tcBorders>
+            <w:tcMar>
+              <w:top w:w="0" w:type="dxa"/>
+              <w:left w:w="28" w:type="dxa"/>
+              <w:bottom w:w="0" w:type="dxa"/>
+              <w:right w:w="28" w:type="dxa"/>
+            </w:tcMar>
             <w:vAlign w:val="center"/>
           </w:tcPr>
           <w:p>
             <w:pPr>
               <w:pStyle w:val="Normal"/>
               <w:jc w:val="center"/>
-              <w:rPr/>
-            </w:pPr>
-            <w:r>
-              <w:rPr>
-                <w:rFonts w:eastAsia="Noto Serif CJK SC" w:cs="Noto Sans Devanagari"/>
+            </w:pPr>
+            <w:r>
+              <w:rPr>
+                <w:rFonts w:ascii="Times New Roman" w:hAnsi="Times New Roman" w:eastAsia="Noto Serif CJK SC" w:cs="Noto Sans Devanagari"/>
+                <w:kern w:val="0"/>
+                <w:sz w:val="20"/>
+                <w:szCs w:val="20"/>
               </w:rPr>
               <w:t>СИЗ для защиты от воды</w:t>
             </w:r>
@@ -1460,6 +1820,12 @@
               <w:bottom w:val="single" w:sz="2" w:space="0" w:color="000000"/>
               <w:right w:val="single" w:sz="2" w:space="0" w:color="000000"/>
             </w:tcBorders>
+            <w:tcMar>
+              <w:top w:w="0" w:type="dxa"/>
+              <w:left w:w="28" w:type="dxa"/>
+              <w:bottom w:w="0" w:type="dxa"/>
+              <w:right w:w="28" w:type="dxa"/>
+            </w:tcMar>
             <w:vAlign w:val="center"/>
           </w:tcPr>
           <w:p>
@@ -1473,7 +1839,8 @@
             </w:pPr>
             <w:r>
               <w:rPr>
-                <w:rFonts w:cs="Droid Sans Mono" w:ascii="Droid Sans Mono" w:hAnsi="Droid Sans Mono"/>
+                <w:rFonts w:ascii="Droid Sans Mono" w:hAnsi="Droid Sans Mono" w:eastAsia="Noto Serif CJK SC" w:cs="Droid Sans Mono"/>
+                <w:kern w:val="0"/>
                 <w:sz w:val="20"/>
                 <w:szCs w:val="20"/>
               </w:rPr>
@@ -1490,6 +1857,12 @@
               <w:bottom w:val="single" w:sz="2" w:space="0" w:color="000000"/>
               <w:right w:val="single" w:sz="2" w:space="0" w:color="000000"/>
             </w:tcBorders>
+            <w:tcMar>
+              <w:top w:w="0" w:type="dxa"/>
+              <w:left w:w="28" w:type="dxa"/>
+              <w:bottom w:w="0" w:type="dxa"/>
+              <w:right w:w="28" w:type="dxa"/>
+            </w:tcMar>
             <w:vAlign w:val="center"/>
           </w:tcPr>
           <w:p>
@@ -1503,7 +1876,8 @@
             </w:pPr>
             <w:r>
               <w:rPr>
-                <w:rFonts w:cs="Droid Sans Mono" w:ascii="Droid Sans Mono" w:hAnsi="Droid Sans Mono"/>
+                <w:rFonts w:ascii="Droid Sans Mono" w:hAnsi="Droid Sans Mono" w:eastAsia="Noto Serif CJK SC" w:cs="Droid Sans Mono"/>
+                <w:kern w:val="0"/>
                 <w:sz w:val="20"/>
                 <w:szCs w:val="20"/>
               </w:rPr>
@@ -1520,17 +1894,23 @@
               <w:bottom w:val="single" w:sz="2" w:space="0" w:color="000000"/>
               <w:right w:val="single" w:sz="2" w:space="0" w:color="000000"/>
             </w:tcBorders>
+            <w:tcMar>
+              <w:top w:w="0" w:type="dxa"/>
+              <w:left w:w="28" w:type="dxa"/>
+              <w:bottom w:w="0" w:type="dxa"/>
+              <w:right w:w="28" w:type="dxa"/>
+            </w:tcMar>
             <w:vAlign w:val="center"/>
           </w:tcPr>
           <w:p>
             <w:pPr>
               <w:pStyle w:val="Normal"/>
               <w:jc w:val="center"/>
-              <w:rPr/>
-            </w:pPr>
-            <w:r>
-              <w:rPr>
-                <w:rFonts w:cs="Droid Sans Mono" w:ascii="Droid Sans Mono" w:hAnsi="Droid Sans Mono"/>
+            </w:pPr>
+            <w:r>
+              <w:rPr>
+                <w:rFonts w:ascii="Droid Sans Mono" w:hAnsi="Droid Sans Mono" w:eastAsia="Noto Serif CJK SC" w:cs="Droid Sans Mono"/>
+                <w:kern w:val="0"/>
                 <w:sz w:val="20"/>
                 <w:szCs w:val="20"/>
               </w:rPr>
@@ -1540,7 +1920,6 @@
         </w:tc>
       </w:tr>
       <w:tr>
-        <w:trPr/>
         <w:tc>
           <w:tcPr>
             <w:tcW w:w="10512" w:type="dxa"/>
@@ -1551,6 +1930,12 @@
               <w:bottom w:val="single" w:sz="2" w:space="0" w:color="000000"/>
               <w:right w:val="single" w:sz="2" w:space="0" w:color="000000"/>
             </w:tcBorders>
+            <w:tcMar>
+              <w:top w:w="0" w:type="dxa"/>
+              <w:left w:w="28" w:type="dxa"/>
+              <w:bottom w:w="0" w:type="dxa"/>
+              <w:right w:w="28" w:type="dxa"/>
+            </w:tcMar>
           </w:tcPr>
           <w:p>
             <w:pPr>
@@ -1565,7 +1950,10 @@
             </w:pPr>
             <w:r>
               <w:rPr>
-                <w:rFonts w:eastAsia="Times New Roman" w:cs="Times New Roman"/>
+                <w:rFonts w:ascii="Times New Roman" w:hAnsi="Times New Roman" w:eastAsia="Times New Roman" w:cs="Times New Roman"/>
+                <w:kern w:val="0"/>
+                <w:sz w:val="20"/>
+                <w:szCs w:val="20"/>
               </w:rPr>
               <w:t>СИЗ для защиты от пониженных температур</w:t>
             </w:r>
@@ -1585,6 +1973,12 @@
               <w:bottom w:val="single" w:sz="2" w:space="0" w:color="000000"/>
               <w:right w:val="single" w:sz="2" w:space="0" w:color="000000"/>
             </w:tcBorders>
+            <w:tcMar>
+              <w:top w:w="0" w:type="dxa"/>
+              <w:left w:w="28" w:type="dxa"/>
+              <w:bottom w:w="0" w:type="dxa"/>
+              <w:right w:w="28" w:type="dxa"/>
+            </w:tcMar>
           </w:tcPr>
           <w:p>
             <w:pPr>
@@ -1598,7 +1992,8 @@
             </w:pPr>
             <w:r>
               <w:rPr>
-                <w:rFonts w:cs="Droid Sans Mono" w:ascii="Droid Sans Mono" w:hAnsi="Droid Sans Mono"/>
+                <w:rFonts w:ascii="Droid Sans Mono" w:hAnsi="Droid Sans Mono" w:eastAsia="Noto Serif CJK SC" w:cs="Droid Sans Mono"/>
+                <w:kern w:val="0"/>
                 <w:sz w:val="20"/>
                 <w:szCs w:val="20"/>
               </w:rPr>
@@ -1616,6 +2011,12 @@
               <w:bottom w:val="single" w:sz="2" w:space="0" w:color="000000"/>
               <w:right w:val="single" w:sz="2" w:space="0" w:color="000000"/>
             </w:tcBorders>
+            <w:tcMar>
+              <w:top w:w="0" w:type="dxa"/>
+              <w:left w:w="28" w:type="dxa"/>
+              <w:bottom w:w="0" w:type="dxa"/>
+              <w:right w:w="28" w:type="dxa"/>
+            </w:tcMar>
           </w:tcPr>
           <w:p>
             <w:pPr>
@@ -1629,7 +2030,8 @@
             </w:pPr>
             <w:r>
               <w:rPr>
-                <w:rFonts w:cs="Droid Sans Mono" w:ascii="Droid Sans Mono" w:hAnsi="Droid Sans Mono"/>
+                <w:rFonts w:ascii="Droid Sans Mono" w:hAnsi="Droid Sans Mono" w:eastAsia="Noto Serif CJK SC" w:cs="Droid Sans Mono"/>
+                <w:kern w:val="0"/>
                 <w:sz w:val="20"/>
                 <w:szCs w:val="20"/>
               </w:rPr>
@@ -1647,6 +2049,12 @@
               <w:bottom w:val="single" w:sz="2" w:space="0" w:color="000000"/>
               <w:right w:val="single" w:sz="2" w:space="0" w:color="000000"/>
             </w:tcBorders>
+            <w:tcMar>
+              <w:top w:w="0" w:type="dxa"/>
+              <w:left w:w="28" w:type="dxa"/>
+              <w:bottom w:w="0" w:type="dxa"/>
+              <w:right w:w="28" w:type="dxa"/>
+            </w:tcMar>
           </w:tcPr>
           <w:p>
             <w:pPr>
@@ -1660,7 +2068,8 @@
             </w:pPr>
             <w:r>
               <w:rPr>
-                <w:rFonts w:cs="Droid Sans Mono" w:ascii="Droid Sans Mono" w:hAnsi="Droid Sans Mono"/>
+                <w:rFonts w:ascii="Droid Sans Mono" w:hAnsi="Droid Sans Mono" w:eastAsia="Noto Serif CJK SC" w:cs="Droid Sans Mono"/>
+                <w:kern w:val="0"/>
                 <w:sz w:val="20"/>
                 <w:szCs w:val="20"/>
               </w:rPr>
@@ -1683,6 +2092,12 @@
               <w:bottom w:val="single" w:sz="2" w:space="0" w:color="000000"/>
               <w:right w:val="single" w:sz="2" w:space="0" w:color="000000"/>
             </w:tcBorders>
+            <w:tcMar>
+              <w:top w:w="0" w:type="dxa"/>
+              <w:left w:w="28" w:type="dxa"/>
+              <w:bottom w:w="0" w:type="dxa"/>
+              <w:right w:w="28" w:type="dxa"/>
+            </w:tcMar>
           </w:tcPr>
           <w:p>
             <w:pPr>
@@ -1695,7 +2110,10 @@
             </w:pPr>
             <w:r>
               <w:rPr>
-                <w:rFonts w:eastAsia="Noto Serif CJK SC" w:cs="Noto Sans Devanagari"/>
+                <w:rFonts w:ascii="Times New Roman" w:hAnsi="Times New Roman" w:eastAsia="Noto Serif CJK SC" w:cs="Noto Sans Devanagari"/>
+                <w:kern w:val="0"/>
+                <w:sz w:val="20"/>
+                <w:szCs w:val="20"/>
               </w:rPr>
               <w:t>Дерматологические СИЗ и смывающие средства</w:t>
             </w:r>
@@ -1715,6 +2133,12 @@
               <w:bottom w:val="single" w:sz="2" w:space="0" w:color="000000"/>
               <w:right w:val="single" w:sz="2" w:space="0" w:color="000000"/>
             </w:tcBorders>
+            <w:tcMar>
+              <w:top w:w="0" w:type="dxa"/>
+              <w:left w:w="28" w:type="dxa"/>
+              <w:bottom w:w="0" w:type="dxa"/>
+              <w:right w:w="28" w:type="dxa"/>
+            </w:tcMar>
           </w:tcPr>
           <w:p>
             <w:pPr>
@@ -1727,7 +2151,8 @@
             </w:pPr>
             <w:r>
               <w:rPr>
-                <w:rFonts w:cs="Droid Sans Mono" w:ascii="Droid Sans Mono" w:hAnsi="Droid Sans Mono"/>
+                <w:rFonts w:ascii="Droid Sans Mono" w:hAnsi="Droid Sans Mono" w:eastAsia="Noto Serif CJK SC" w:cs="Droid Sans Mono"/>
+                <w:kern w:val="0"/>
                 <w:sz w:val="20"/>
                 <w:szCs w:val="20"/>
               </w:rPr>
@@ -1754,11 +2179,11 @@
             <w:pPr>
               <w:pStyle w:val="Normal"/>
               <w:jc w:val="center"/>
-              <w:rPr/>
-            </w:pPr>
-            <w:r>
-              <w:rPr>
-                <w:rFonts w:cs="Droid Sans Mono" w:ascii="Droid Sans Mono" w:hAnsi="Droid Sans Mono"/>
+            </w:pPr>
+            <w:r>
+              <w:rPr>
+                <w:rFonts w:ascii="Droid Sans Mono" w:hAnsi="Droid Sans Mono" w:eastAsia="Noto Serif CJK SC" w:cs="Droid Sans Mono"/>
+                <w:kern w:val="0"/>
                 <w:sz w:val="20"/>
                 <w:szCs w:val="20"/>
               </w:rPr>
@@ -1776,6 +2201,12 @@
               <w:bottom w:val="single" w:sz="2" w:space="0" w:color="000000"/>
               <w:right w:val="single" w:sz="2" w:space="0" w:color="000000"/>
             </w:tcBorders>
+            <w:tcMar>
+              <w:top w:w="0" w:type="dxa"/>
+              <w:left w:w="28" w:type="dxa"/>
+              <w:bottom w:w="0" w:type="dxa"/>
+              <w:right w:w="28" w:type="dxa"/>
+            </w:tcMar>
           </w:tcPr>
           <w:p>
             <w:pPr>
@@ -1788,7 +2219,8 @@
             </w:pPr>
             <w:r>
               <w:rPr>
-                <w:rFonts w:cs="Droid Sans Mono" w:ascii="Droid Sans Mono" w:hAnsi="Droid Sans Mono"/>
+                <w:rFonts w:ascii="Droid Sans Mono" w:hAnsi="Droid Sans Mono" w:eastAsia="Noto Serif CJK SC" w:cs="Droid Sans Mono"/>
+                <w:kern w:val="0"/>
                 <w:sz w:val="20"/>
                 <w:szCs w:val="20"/>
               </w:rPr>
@@ -1801,26 +2233,30 @@
     <w:p>
       <w:pPr>
         <w:pStyle w:val="Normal"/>
-        <w:rPr/>
+        <w:jc w:val="left"/>
       </w:pPr>
-      <w:r>
-        <w:rPr/>
-      </w:r>
+      <w:r/>
     </w:p>
     <w:p>
       <w:pPr>
         <w:pStyle w:val="Normal"/>
-        <w:rPr/>
+        <w:jc w:val="left"/>
       </w:pPr>
-      <w:r>
-        <w:rPr/>
-      </w:r>
+      <w:r/>
     </w:p>
     <w:tbl>
       <w:tblPr>
         <w:tblW w:w="10207" w:type="dxa"/>
         <w:jc w:val="left"/>
         <w:tblInd w:w="-709" w:type="dxa"/>
+        <w:tblBorders>
+          <w:top w:val="single" w:sz="2" w:space="0" w:color="000000"/>
+          <w:left w:val="single" w:sz="2" w:space="0" w:color="000000"/>
+          <w:bottom w:val="single" w:sz="2" w:space="0" w:color="000000"/>
+          <w:right w:val="single" w:sz="2" w:space="0" w:color="000000"/>
+          <w:insideH w:val="single" w:sz="2" w:space="0" w:color="000000"/>
+          <w:insideV w:val="single" w:sz="2" w:space="0" w:color="000000"/>
+        </w:tblBorders>
         <w:tblLayout w:type="fixed"/>
         <w:tblCellMar>
           <w:top w:w="0" w:type="dxa"/>
@@ -1835,16 +2271,21 @@
         <w:gridCol w:w="3438"/>
       </w:tblGrid>
       <w:tr>
-        <w:trPr/>
         <w:tc>
           <w:tcPr>
             <w:tcW w:w="4923" w:type="dxa"/>
             <w:vMerge w:val="restart"/>
-            <w:tcBorders/>
-          </w:tcPr>
-          <w:p>
-            <w:pPr>
-              <w:pStyle w:val="Normal"/>
+            <w:tcMar>
+              <w:top w:w="0" w:type="dxa"/>
+              <w:left w:w="28" w:type="dxa"/>
+              <w:bottom w:w="0" w:type="dxa"/>
+              <w:right w:w="28" w:type="dxa"/>
+            </w:tcMar>
+          </w:tcPr>
+          <w:p>
+            <w:pPr>
+              <w:pStyle w:val="Normal"/>
+              <w:jc w:val="left"/>
               <w:rPr>
                 <w:rFonts w:eastAsia="Times New Roman" w:cs="Times New Roman"/>
                 <w:color w:val="000000"/>
@@ -1853,27 +2294,30 @@
             </w:pPr>
             <w:r>
               <w:rPr>
+                <w:rFonts w:ascii="Times New Roman" w:hAnsi="Times New Roman" w:eastAsia="Times New Roman" w:cs="Times New Roman"/>
+                <w:color w:val="000000"/>
+                <w:kern w:val="0"/>
+                <w:sz w:val="22"/>
+                <w:szCs w:val="22"/>
+              </w:rPr>
+              <w:t>Ответственное лицо за ведение карточек</w:t>
+            </w:r>
+          </w:p>
+          <w:p>
+            <w:pPr>
+              <w:pStyle w:val="Normal"/>
+              <w:jc w:val="left"/>
+              <w:rPr>
                 <w:rFonts w:eastAsia="Times New Roman" w:cs="Times New Roman"/>
                 <w:color w:val="000000"/>
                 <w:sz w:val="22"/>
-                <w:szCs w:val="22"/>
-              </w:rPr>
-              <w:t>Ответственное лицо за ведение карточек</w:t>
-            </w:r>
-          </w:p>
-          <w:p>
-            <w:pPr>
-              <w:pStyle w:val="Normal"/>
-              <w:rPr>
-                <w:rFonts w:eastAsia="Times New Roman" w:cs="Times New Roman"/>
-                <w:color w:val="000000"/>
-                <w:sz w:val="22"/>
-              </w:rPr>
-            </w:pPr>
-            <w:r>
-              <w:rPr>
-                <w:rFonts w:eastAsia="Times New Roman" w:cs="Times New Roman"/>
-                <w:color w:val="000000"/>
+              </w:rPr>
+            </w:pPr>
+            <w:r>
+              <w:rPr>
+                <w:rFonts w:ascii="Times New Roman" w:hAnsi="Times New Roman" w:eastAsia="Times New Roman" w:cs="Times New Roman"/>
+                <w:color w:val="000000"/>
+                <w:kern w:val="0"/>
                 <w:sz w:val="22"/>
                 <w:szCs w:val="22"/>
               </w:rPr>
@@ -1887,6 +2331,12 @@
             <w:tcBorders>
               <w:bottom w:val="single" w:sz="2" w:space="0" w:color="000000"/>
             </w:tcBorders>
+            <w:tcMar>
+              <w:top w:w="0" w:type="dxa"/>
+              <w:left w:w="28" w:type="dxa"/>
+              <w:bottom w:w="0" w:type="dxa"/>
+              <w:right w:w="28" w:type="dxa"/>
+            </w:tcMar>
           </w:tcPr>
           <w:p>
             <w:pPr>
@@ -1901,7 +2351,7 @@
             </w:pPr>
             <w:r>
               <w:rPr>
-                <w:rFonts w:eastAsia="Times New Roman" w:cs="Times New Roman" w:ascii="Monotype Corsiva" w:hAnsi="Monotype Corsiva"/>
+                <w:rFonts w:ascii="Monotype Corsiva" w:hAnsi="Monotype Corsiva" w:eastAsia="Times New Roman" w:cs="Times New Roman"/>
                 <w:color w:val="000000"/>
                 <w:sz w:val="24"/>
                 <w:szCs w:val="24"/>
@@ -1912,7 +2362,12 @@
         <w:tc>
           <w:tcPr>
             <w:tcW w:w="3438" w:type="dxa"/>
-            <w:tcBorders/>
+            <w:tcMar>
+              <w:top w:w="0" w:type="dxa"/>
+              <w:left w:w="28" w:type="dxa"/>
+              <w:bottom w:w="0" w:type="dxa"/>
+              <w:right w:w="28" w:type="dxa"/>
+            </w:tcMar>
           </w:tcPr>
           <w:p>
             <w:pPr>
@@ -1926,9 +2381,10 @@
             </w:pPr>
             <w:r>
               <w:rPr>
-                <w:rFonts w:cs="Droid Sans Mono" w:ascii="Droid Sans Mono" w:hAnsi="Droid Sans Mono"/>
+                <w:rFonts w:ascii="Droid Sans Mono" w:hAnsi="Droid Sans Mono" w:eastAsia="Noto Serif CJK SC" w:cs="Droid Sans Mono"/>
                 <w:b/>
                 <w:bCs/>
+                <w:kern w:val="0"/>
                 <w:sz w:val="20"/>
                 <w:szCs w:val="20"/>
               </w:rPr>
@@ -1938,22 +2394,18 @@
         </w:tc>
       </w:tr>
       <w:tr>
-        <w:trPr/>
         <w:tc>
           <w:tcPr>
             <w:tcW w:w="4923" w:type="dxa"/>
-            <w:vMerge w:val="continue"/>
-            <w:tcBorders/>
-          </w:tcPr>
-          <w:p>
-            <w:pPr>
-              <w:pStyle w:val="Normal"/>
-              <w:rPr/>
-            </w:pPr>
-            <w:r>
-              <w:rPr/>
-            </w:r>
-          </w:p>
+            <w:vMerge/>
+            <w:tcMar>
+              <w:top w:w="0" w:type="dxa"/>
+              <w:left w:w="28" w:type="dxa"/>
+              <w:bottom w:w="0" w:type="dxa"/>
+              <w:right w:w="28" w:type="dxa"/>
+            </w:tcMar>
+          </w:tcPr>
+          <w:p/>
         </w:tc>
         <w:tc>
           <w:tcPr>
@@ -1961,6 +2413,12 @@
             <w:tcBorders>
               <w:top w:val="single" w:sz="2" w:space="0" w:color="000000"/>
             </w:tcBorders>
+            <w:tcMar>
+              <w:top w:w="0" w:type="dxa"/>
+              <w:left w:w="28" w:type="dxa"/>
+              <w:bottom w:w="0" w:type="dxa"/>
+              <w:right w:w="28" w:type="dxa"/>
+            </w:tcMar>
           </w:tcPr>
           <w:p>
             <w:pPr>
@@ -1973,31 +2431,42 @@
             </w:pPr>
             <w:r>
               <w:rPr>
+                <w:rFonts w:ascii="Times New Roman" w:hAnsi="Times New Roman" w:eastAsia="Times New Roman" w:cs="Times New Roman"/>
+                <w:color w:val="000000"/>
+                <w:kern w:val="0"/>
+                <w:sz w:val="20"/>
+                <w:szCs w:val="20"/>
+              </w:rPr>
+              <w:t>(подпись)</w:t>
+            </w:r>
+          </w:p>
+        </w:tc>
+        <w:tc>
+          <w:tcPr>
+            <w:tcW w:w="3438" w:type="dxa"/>
+            <w:tcMar>
+              <w:top w:w="0" w:type="dxa"/>
+              <w:left w:w="28" w:type="dxa"/>
+              <w:bottom w:w="0" w:type="dxa"/>
+              <w:right w:w="28" w:type="dxa"/>
+            </w:tcMar>
+          </w:tcPr>
+          <w:p>
+            <w:pPr>
+              <w:pStyle w:val="Normal"/>
+              <w:jc w:val="center"/>
+              <w:rPr>
                 <w:rFonts w:eastAsia="Times New Roman" w:cs="Times New Roman"/>
                 <w:color w:val="000000"/>
               </w:rPr>
-              <w:t>(подпись)</w:t>
-            </w:r>
-          </w:p>
-        </w:tc>
-        <w:tc>
-          <w:tcPr>
-            <w:tcW w:w="3438" w:type="dxa"/>
-            <w:tcBorders/>
-          </w:tcPr>
-          <w:p>
-            <w:pPr>
-              <w:pStyle w:val="Normal"/>
-              <w:jc w:val="center"/>
-              <w:rPr>
-                <w:rFonts w:eastAsia="Times New Roman" w:cs="Times New Roman"/>
-                <w:color w:val="000000"/>
-              </w:rPr>
-            </w:pPr>
-            <w:r>
-              <w:rPr>
-                <w:rFonts w:eastAsia="Times New Roman" w:cs="Times New Roman"/>
-                <w:color w:val="000000"/>
+            </w:pPr>
+            <w:r>
+              <w:rPr>
+                <w:rFonts w:ascii="Times New Roman" w:hAnsi="Times New Roman" w:eastAsia="Times New Roman" w:cs="Times New Roman"/>
+                <w:color w:val="000000"/>
+                <w:kern w:val="0"/>
+                <w:sz w:val="20"/>
+                <w:szCs w:val="20"/>
               </w:rPr>
               <w:t>(фамилия, инициалы)</w:t>
             </w:r>
@@ -2008,17 +2477,23 @@
     <w:p>
       <w:pPr>
         <w:pStyle w:val="Normal"/>
-        <w:rPr/>
+        <w:jc w:val="left"/>
       </w:pPr>
-      <w:r>
-        <w:rPr/>
-      </w:r>
+      <w:r/>
     </w:p>
     <w:tbl>
       <w:tblPr>
         <w:tblW w:w="10373" w:type="dxa"/>
         <w:jc w:val="left"/>
         <w:tblInd w:w="-823" w:type="dxa"/>
+        <w:tblBorders>
+          <w:top w:val="single" w:sz="2" w:space="0" w:color="000000"/>
+          <w:left w:val="single" w:sz="2" w:space="0" w:color="000000"/>
+          <w:bottom w:val="single" w:sz="2" w:space="0" w:color="000000"/>
+          <w:right w:val="single" w:sz="2" w:space="0" w:color="000000"/>
+          <w:insideH w:val="single" w:sz="2" w:space="0" w:color="000000"/>
+          <w:insideV w:val="single" w:sz="2" w:space="0" w:color="000000"/>
+        </w:tblBorders>
         <w:tblLayout w:type="fixed"/>
         <w:tblCellMar>
           <w:top w:w="0" w:type="dxa"/>
@@ -2040,7 +2515,6 @@
         <w:gridCol w:w="1558"/>
       </w:tblGrid>
       <w:tr>
-        <w:trPr/>
         <w:tc>
           <w:tcPr>
             <w:tcW w:w="2453" w:type="dxa"/>
@@ -2051,22 +2525,29 @@
               <w:bottom w:val="single" w:sz="2" w:space="0" w:color="000000"/>
               <w:right w:val="single" w:sz="2" w:space="0" w:color="000000"/>
             </w:tcBorders>
-          </w:tcPr>
-          <w:p>
-            <w:pPr>
-              <w:pStyle w:val="Normal"/>
-              <w:jc w:val="center"/>
-              <w:rPr>
-                <w:rFonts w:ascii="Calibri" w:hAnsi="Calibri" w:eastAsia="Times New Roman" w:cs="Calibri"/>
-                <w:color w:val="000000"/>
-                <w:sz w:val="14"/>
-                <w:szCs w:val="14"/>
-              </w:rPr>
-            </w:pPr>
-            <w:r>
-              <w:rPr>
-                <w:rFonts w:eastAsia="Times New Roman" w:cs="Calibri" w:ascii="Calibri" w:hAnsi="Calibri"/>
-                <w:color w:val="000000"/>
+            <w:tcMar>
+              <w:top w:w="0" w:type="dxa"/>
+              <w:left w:w="28" w:type="dxa"/>
+              <w:bottom w:w="0" w:type="dxa"/>
+              <w:right w:w="28" w:type="dxa"/>
+            </w:tcMar>
+          </w:tcPr>
+          <w:p>
+            <w:pPr>
+              <w:pStyle w:val="Normal"/>
+              <w:jc w:val="center"/>
+              <w:rPr>
+                <w:rFonts w:ascii="Calibri" w:hAnsi="Calibri" w:eastAsia="Times New Roman" w:cs="Calibri"/>
+                <w:color w:val="000000"/>
+                <w:sz w:val="14"/>
+                <w:szCs w:val="14"/>
+              </w:rPr>
+            </w:pPr>
+            <w:r>
+              <w:rPr>
+                <w:rFonts w:ascii="Calibri" w:hAnsi="Calibri" w:eastAsia="Times New Roman" w:cs="Calibri"/>
+                <w:color w:val="000000"/>
+                <w:kern w:val="0"/>
                 <w:sz w:val="18"/>
                 <w:szCs w:val="18"/>
               </w:rPr>
@@ -2084,6 +2565,12 @@
               <w:bottom w:val="single" w:sz="2" w:space="0" w:color="000000"/>
               <w:right w:val="single" w:sz="2" w:space="0" w:color="000000"/>
             </w:tcBorders>
+            <w:tcMar>
+              <w:top w:w="0" w:type="dxa"/>
+              <w:left w:w="28" w:type="dxa"/>
+              <w:bottom w:w="0" w:type="dxa"/>
+              <w:right w:w="28" w:type="dxa"/>
+            </w:tcMar>
           </w:tcPr>
           <w:p>
             <w:pPr>
@@ -2098,8 +2585,9 @@
             </w:pPr>
             <w:r>
               <w:rPr>
-                <w:rFonts w:eastAsia="Times New Roman" w:cs="Times New Roman"/>
-                <w:color w:val="000000"/>
+                <w:rFonts w:ascii="Times New Roman" w:hAnsi="Times New Roman" w:eastAsia="Times New Roman" w:cs="Times New Roman"/>
+                <w:color w:val="000000"/>
+                <w:kern w:val="0"/>
                 <w:sz w:val="16"/>
                 <w:szCs w:val="16"/>
               </w:rPr>
@@ -2117,22 +2605,29 @@
               <w:bottom w:val="single" w:sz="2" w:space="0" w:color="000000"/>
               <w:right w:val="single" w:sz="2" w:space="0" w:color="000000"/>
             </w:tcBorders>
-          </w:tcPr>
-          <w:p>
-            <w:pPr>
-              <w:pStyle w:val="Normal"/>
-              <w:jc w:val="center"/>
-              <w:rPr>
-                <w:rFonts w:ascii="Calibri" w:hAnsi="Calibri" w:eastAsia="Times New Roman" w:cs="Calibri"/>
-                <w:color w:val="000000"/>
-                <w:sz w:val="14"/>
-                <w:szCs w:val="14"/>
-              </w:rPr>
-            </w:pPr>
-            <w:r>
-              <w:rPr>
-                <w:rFonts w:eastAsia="Times New Roman" w:cs="Calibri" w:ascii="Calibri" w:hAnsi="Calibri"/>
-                <w:color w:val="000000"/>
+            <w:tcMar>
+              <w:top w:w="0" w:type="dxa"/>
+              <w:left w:w="28" w:type="dxa"/>
+              <w:bottom w:w="0" w:type="dxa"/>
+              <w:right w:w="28" w:type="dxa"/>
+            </w:tcMar>
+          </w:tcPr>
+          <w:p>
+            <w:pPr>
+              <w:pStyle w:val="Normal"/>
+              <w:jc w:val="center"/>
+              <w:rPr>
+                <w:rFonts w:ascii="Calibri" w:hAnsi="Calibri" w:eastAsia="Times New Roman" w:cs="Calibri"/>
+                <w:color w:val="000000"/>
+                <w:sz w:val="14"/>
+                <w:szCs w:val="14"/>
+              </w:rPr>
+            </w:pPr>
+            <w:r>
+              <w:rPr>
+                <w:rFonts w:ascii="Calibri" w:hAnsi="Calibri" w:eastAsia="Times New Roman" w:cs="Calibri"/>
+                <w:color w:val="000000"/>
+                <w:kern w:val="0"/>
                 <w:sz w:val="14"/>
                 <w:szCs w:val="14"/>
               </w:rPr>
@@ -2150,37 +2645,42 @@
               <w:bottom w:val="single" w:sz="2" w:space="0" w:color="000000"/>
               <w:right w:val="single" w:sz="2" w:space="0" w:color="000000"/>
             </w:tcBorders>
-          </w:tcPr>
-          <w:p>
-            <w:pPr>
-              <w:pStyle w:val="Normal"/>
-              <w:jc w:val="center"/>
-              <w:rPr>
-                <w:rFonts w:ascii="Calibri" w:hAnsi="Calibri" w:eastAsia="Times New Roman" w:cs="Calibri"/>
-                <w:color w:val="000000"/>
-                <w:sz w:val="14"/>
-                <w:szCs w:val="14"/>
-              </w:rPr>
-            </w:pPr>
-            <w:r>
-              <w:rPr>
-                <w:rFonts w:eastAsia="Times New Roman" w:cs="Calibri" w:ascii="Calibri" w:hAnsi="Calibri"/>
-                <w:color w:val="000000"/>
+            <w:tcMar>
+              <w:top w:w="0" w:type="dxa"/>
+              <w:left w:w="28" w:type="dxa"/>
+              <w:bottom w:w="0" w:type="dxa"/>
+              <w:right w:w="28" w:type="dxa"/>
+            </w:tcMar>
+          </w:tcPr>
+          <w:p>
+            <w:pPr>
+              <w:pStyle w:val="Normal"/>
+              <w:jc w:val="center"/>
+              <w:rPr>
+                <w:rFonts w:ascii="Calibri" w:hAnsi="Calibri" w:eastAsia="Times New Roman" w:cs="Calibri"/>
+                <w:color w:val="000000"/>
+                <w:sz w:val="14"/>
+                <w:szCs w:val="14"/>
+              </w:rPr>
+            </w:pPr>
+            <w:r>
+              <w:rPr>
+                <w:rFonts w:ascii="Calibri" w:hAnsi="Calibri" w:eastAsia="Times New Roman" w:cs="Calibri"/>
+                <w:color w:val="000000"/>
+                <w:kern w:val="0"/>
                 <w:sz w:val="14"/>
                 <w:szCs w:val="14"/>
               </w:rPr>
               <w:t>Возвращено</w:t>
             </w:r>
             <w:r>
-              <w:rPr>
-                <w:rStyle w:val="FootnoteReference"/>
-              </w:rPr>
               <w:footnoteReference w:id="2"/>
             </w:r>
             <w:r>
               <w:rPr>
-                <w:rFonts w:eastAsia="Times New Roman" w:cs="Calibri" w:ascii="Calibri" w:hAnsi="Calibri"/>
-                <w:color w:val="000000"/>
+                <w:rFonts w:ascii="Calibri" w:hAnsi="Calibri" w:eastAsia="Times New Roman" w:cs="Calibri"/>
+                <w:color w:val="000000"/>
+                <w:kern w:val="0"/>
                 <w:sz w:val="14"/>
                 <w:szCs w:val="14"/>
                 <w:vertAlign w:val="superscript"/>
@@ -2191,48 +2691,43 @@
         </w:tc>
       </w:tr>
       <w:tr>
-        <w:trPr/>
         <w:tc>
           <w:tcPr>
             <w:tcW w:w="2453" w:type="dxa"/>
-            <w:vMerge w:val="continue"/>
+            <w:vMerge/>
             <w:tcBorders>
               <w:top w:val="single" w:sz="2" w:space="0" w:color="000000"/>
               <w:left w:val="single" w:sz="2" w:space="0" w:color="000000"/>
               <w:bottom w:val="single" w:sz="2" w:space="0" w:color="000000"/>
               <w:right w:val="single" w:sz="2" w:space="0" w:color="000000"/>
             </w:tcBorders>
-          </w:tcPr>
-          <w:p>
-            <w:pPr>
-              <w:pStyle w:val="Normal"/>
-              <w:rPr/>
-            </w:pPr>
-            <w:r>
-              <w:rPr/>
-            </w:r>
-          </w:p>
+            <w:tcMar>
+              <w:top w:w="0" w:type="dxa"/>
+              <w:left w:w="28" w:type="dxa"/>
+              <w:bottom w:w="0" w:type="dxa"/>
+              <w:right w:w="28" w:type="dxa"/>
+            </w:tcMar>
+          </w:tcPr>
+          <w:p/>
         </w:tc>
         <w:tc>
           <w:tcPr>
             <w:tcW w:w="1672" w:type="dxa"/>
-            <w:vMerge w:val="continue"/>
+            <w:vMerge/>
             <w:tcBorders>
               <w:top w:val="single" w:sz="2" w:space="0" w:color="000000"/>
               <w:left w:val="single" w:sz="2" w:space="0" w:color="000000"/>
               <w:bottom w:val="single" w:sz="2" w:space="0" w:color="000000"/>
               <w:right w:val="single" w:sz="2" w:space="0" w:color="000000"/>
             </w:tcBorders>
-          </w:tcPr>
-          <w:p>
-            <w:pPr>
-              <w:pStyle w:val="Normal"/>
-              <w:rPr/>
-            </w:pPr>
-            <w:r>
-              <w:rPr/>
-            </w:r>
-          </w:p>
+            <w:tcMar>
+              <w:top w:w="0" w:type="dxa"/>
+              <w:left w:w="28" w:type="dxa"/>
+              <w:bottom w:w="0" w:type="dxa"/>
+              <w:right w:w="28" w:type="dxa"/>
+            </w:tcMar>
+          </w:tcPr>
+          <w:p/>
         </w:tc>
         <w:tc>
           <w:tcPr>
@@ -2243,6 +2738,12 @@
               <w:bottom w:val="single" w:sz="2" w:space="0" w:color="000000"/>
               <w:right w:val="single" w:sz="2" w:space="0" w:color="000000"/>
             </w:tcBorders>
+            <w:tcMar>
+              <w:top w:w="0" w:type="dxa"/>
+              <w:left w:w="28" w:type="dxa"/>
+              <w:bottom w:w="0" w:type="dxa"/>
+              <w:right w:w="28" w:type="dxa"/>
+            </w:tcMar>
             <w:vAlign w:val="center"/>
           </w:tcPr>
           <w:p>
@@ -2258,8 +2759,9 @@
             </w:pPr>
             <w:r>
               <w:rPr>
-                <w:rFonts w:eastAsia="Times New Roman" w:cs="Calibri" w:ascii="Calibri" w:hAnsi="Calibri"/>
-                <w:color w:val="000000"/>
+                <w:rFonts w:ascii="Calibri" w:hAnsi="Calibri" w:eastAsia="Times New Roman" w:cs="Calibri"/>
+                <w:color w:val="000000"/>
+                <w:kern w:val="0"/>
                 <w:sz w:val="14"/>
                 <w:szCs w:val="14"/>
               </w:rPr>
@@ -2276,6 +2778,12 @@
               <w:bottom w:val="single" w:sz="2" w:space="0" w:color="000000"/>
               <w:right w:val="single" w:sz="2" w:space="0" w:color="000000"/>
             </w:tcBorders>
+            <w:tcMar>
+              <w:top w:w="0" w:type="dxa"/>
+              <w:left w:w="28" w:type="dxa"/>
+              <w:bottom w:w="0" w:type="dxa"/>
+              <w:right w:w="28" w:type="dxa"/>
+            </w:tcMar>
             <w:vAlign w:val="center"/>
           </w:tcPr>
           <w:p>
@@ -2291,8 +2799,9 @@
             </w:pPr>
             <w:r>
               <w:rPr>
-                <w:rFonts w:eastAsia="Times New Roman" w:cs="Calibri" w:ascii="Calibri" w:hAnsi="Calibri"/>
-                <w:color w:val="000000"/>
+                <w:rFonts w:ascii="Calibri" w:hAnsi="Calibri" w:eastAsia="Times New Roman" w:cs="Calibri"/>
+                <w:color w:val="000000"/>
+                <w:kern w:val="0"/>
                 <w:sz w:val="14"/>
                 <w:szCs w:val="14"/>
               </w:rPr>
@@ -2309,6 +2818,12 @@
               <w:bottom w:val="single" w:sz="2" w:space="0" w:color="000000"/>
               <w:right w:val="single" w:sz="2" w:space="0" w:color="000000"/>
             </w:tcBorders>
+            <w:tcMar>
+              <w:top w:w="0" w:type="dxa"/>
+              <w:left w:w="28" w:type="dxa"/>
+              <w:bottom w:w="0" w:type="dxa"/>
+              <w:right w:w="28" w:type="dxa"/>
+            </w:tcMar>
             <w:vAlign w:val="center"/>
           </w:tcPr>
           <w:p>
@@ -2324,8 +2839,9 @@
             </w:pPr>
             <w:r>
               <w:rPr>
-                <w:rFonts w:eastAsia="Times New Roman" w:cs="Calibri" w:ascii="Calibri" w:hAnsi="Calibri"/>
-                <w:color w:val="000000"/>
+                <w:rFonts w:ascii="Calibri" w:hAnsi="Calibri" w:eastAsia="Times New Roman" w:cs="Calibri"/>
+                <w:color w:val="000000"/>
+                <w:kern w:val="0"/>
                 <w:sz w:val="14"/>
                 <w:szCs w:val="14"/>
               </w:rPr>
@@ -2345,23 +2861,22 @@
             </w:pPr>
             <w:r>
               <w:rPr>
-                <w:rFonts w:eastAsia="Times New Roman" w:cs="Calibri" w:ascii="Calibri" w:hAnsi="Calibri"/>
-                <w:color w:val="000000"/>
+                <w:rFonts w:ascii="Calibri" w:hAnsi="Calibri" w:eastAsia="Times New Roman" w:cs="Calibri"/>
+                <w:color w:val="000000"/>
+                <w:kern w:val="0"/>
                 <w:sz w:val="14"/>
                 <w:szCs w:val="14"/>
               </w:rPr>
               <w:t>дозатор</w:t>
             </w:r>
             <w:r>
-              <w:rPr>
-                <w:rStyle w:val="FootnoteReference"/>
-              </w:rPr>
               <w:footnoteReference w:id="3"/>
             </w:r>
             <w:r>
               <w:rPr>
-                <w:rFonts w:eastAsia="Times New Roman" w:cs="Calibri" w:ascii="Calibri" w:hAnsi="Calibri"/>
-                <w:color w:val="000000"/>
+                <w:rFonts w:ascii="Calibri" w:hAnsi="Calibri" w:eastAsia="Times New Roman" w:cs="Calibri"/>
+                <w:color w:val="000000"/>
+                <w:kern w:val="0"/>
                 <w:sz w:val="14"/>
                 <w:szCs w:val="14"/>
                 <w:vertAlign w:val="superscript"/>
@@ -2379,6 +2894,12 @@
               <w:bottom w:val="single" w:sz="2" w:space="0" w:color="000000"/>
               <w:right w:val="single" w:sz="2" w:space="0" w:color="000000"/>
             </w:tcBorders>
+            <w:tcMar>
+              <w:top w:w="0" w:type="dxa"/>
+              <w:left w:w="28" w:type="dxa"/>
+              <w:bottom w:w="0" w:type="dxa"/>
+              <w:right w:w="28" w:type="dxa"/>
+            </w:tcMar>
             <w:vAlign w:val="center"/>
           </w:tcPr>
           <w:p>
@@ -2394,8 +2915,9 @@
             </w:pPr>
             <w:r>
               <w:rPr>
-                <w:rFonts w:eastAsia="Times New Roman" w:cs="Calibri" w:ascii="Calibri" w:hAnsi="Calibri"/>
-                <w:color w:val="000000"/>
+                <w:rFonts w:ascii="Calibri" w:hAnsi="Calibri" w:eastAsia="Times New Roman" w:cs="Calibri"/>
+                <w:color w:val="000000"/>
+                <w:kern w:val="0"/>
                 <w:sz w:val="14"/>
                 <w:szCs w:val="14"/>
               </w:rPr>
@@ -2412,6 +2934,12 @@
               <w:bottom w:val="single" w:sz="2" w:space="0" w:color="000000"/>
               <w:right w:val="single" w:sz="2" w:space="0" w:color="000000"/>
             </w:tcBorders>
+            <w:tcMar>
+              <w:top w:w="0" w:type="dxa"/>
+              <w:left w:w="28" w:type="dxa"/>
+              <w:bottom w:w="0" w:type="dxa"/>
+              <w:right w:w="28" w:type="dxa"/>
+            </w:tcMar>
             <w:vAlign w:val="center"/>
           </w:tcPr>
           <w:p>
@@ -2427,8 +2955,9 @@
             </w:pPr>
             <w:r>
               <w:rPr>
-                <w:rFonts w:eastAsia="Times New Roman" w:cs="Calibri" w:ascii="Calibri" w:hAnsi="Calibri"/>
-                <w:color w:val="000000"/>
+                <w:rFonts w:ascii="Calibri" w:hAnsi="Calibri" w:eastAsia="Times New Roman" w:cs="Calibri"/>
+                <w:color w:val="000000"/>
+                <w:kern w:val="0"/>
                 <w:sz w:val="14"/>
                 <w:szCs w:val="14"/>
               </w:rPr>
@@ -2445,6 +2974,12 @@
               <w:bottom w:val="single" w:sz="2" w:space="0" w:color="000000"/>
               <w:right w:val="single" w:sz="2" w:space="0" w:color="000000"/>
             </w:tcBorders>
+            <w:tcMar>
+              <w:top w:w="0" w:type="dxa"/>
+              <w:left w:w="28" w:type="dxa"/>
+              <w:bottom w:w="0" w:type="dxa"/>
+              <w:right w:w="28" w:type="dxa"/>
+            </w:tcMar>
             <w:vAlign w:val="center"/>
           </w:tcPr>
           <w:p>
@@ -2460,8 +2995,9 @@
             </w:pPr>
             <w:r>
               <w:rPr>
-                <w:rFonts w:eastAsia="Times New Roman" w:cs="Calibri" w:ascii="Calibri" w:hAnsi="Calibri"/>
-                <w:color w:val="000000"/>
+                <w:rFonts w:ascii="Calibri" w:hAnsi="Calibri" w:eastAsia="Times New Roman" w:cs="Calibri"/>
+                <w:color w:val="000000"/>
+                <w:kern w:val="0"/>
                 <w:sz w:val="14"/>
                 <w:szCs w:val="14"/>
               </w:rPr>
@@ -2478,6 +3014,12 @@
               <w:bottom w:val="single" w:sz="2" w:space="0" w:color="000000"/>
               <w:right w:val="single" w:sz="2" w:space="0" w:color="000000"/>
             </w:tcBorders>
+            <w:tcMar>
+              <w:top w:w="0" w:type="dxa"/>
+              <w:left w:w="28" w:type="dxa"/>
+              <w:bottom w:w="0" w:type="dxa"/>
+              <w:right w:w="28" w:type="dxa"/>
+            </w:tcMar>
             <w:vAlign w:val="center"/>
           </w:tcPr>
           <w:p>
@@ -2493,8 +3035,9 @@
             </w:pPr>
             <w:r>
               <w:rPr>
-                <w:rFonts w:eastAsia="Times New Roman" w:cs="Calibri" w:ascii="Calibri" w:hAnsi="Calibri"/>
-                <w:color w:val="000000"/>
+                <w:rFonts w:ascii="Calibri" w:hAnsi="Calibri" w:eastAsia="Times New Roman" w:cs="Calibri"/>
+                <w:color w:val="000000"/>
+                <w:kern w:val="0"/>
                 <w:sz w:val="14"/>
                 <w:szCs w:val="14"/>
               </w:rPr>
@@ -2511,6 +3054,12 @@
               <w:bottom w:val="single" w:sz="2" w:space="0" w:color="000000"/>
               <w:right w:val="single" w:sz="2" w:space="0" w:color="000000"/>
             </w:tcBorders>
+            <w:tcMar>
+              <w:top w:w="0" w:type="dxa"/>
+              <w:left w:w="28" w:type="dxa"/>
+              <w:bottom w:w="0" w:type="dxa"/>
+              <w:right w:w="28" w:type="dxa"/>
+            </w:tcMar>
             <w:vAlign w:val="center"/>
           </w:tcPr>
           <w:p>
@@ -2526,8 +3075,9 @@
             </w:pPr>
             <w:r>
               <w:rPr>
-                <w:rFonts w:eastAsia="Times New Roman" w:cs="Calibri" w:ascii="Calibri" w:hAnsi="Calibri"/>
-                <w:color w:val="000000"/>
+                <w:rFonts w:ascii="Calibri" w:hAnsi="Calibri" w:eastAsia="Times New Roman" w:cs="Calibri"/>
+                <w:color w:val="000000"/>
+                <w:kern w:val="0"/>
                 <w:sz w:val="14"/>
                 <w:szCs w:val="14"/>
               </w:rPr>
@@ -2537,7 +3087,6 @@
         </w:tc>
       </w:tr>
       <w:tr>
-        <w:trPr/>
         <w:tc>
           <w:tcPr>
             <w:tcW w:w="2453" w:type="dxa"/>
@@ -2547,22 +3096,29 @@
               <w:bottom w:val="single" w:sz="2" w:space="0" w:color="000000"/>
               <w:right w:val="single" w:sz="2" w:space="0" w:color="000000"/>
             </w:tcBorders>
-          </w:tcPr>
-          <w:p>
-            <w:pPr>
-              <w:pStyle w:val="Normal"/>
-              <w:jc w:val="center"/>
-              <w:rPr>
-                <w:rFonts w:ascii="Calibri" w:hAnsi="Calibri" w:eastAsia="Times New Roman" w:cs="Calibri"/>
-                <w:color w:val="000000"/>
-                <w:sz w:val="14"/>
-                <w:szCs w:val="14"/>
-              </w:rPr>
-            </w:pPr>
-            <w:r>
-              <w:rPr>
-                <w:rFonts w:eastAsia="Times New Roman" w:cs="Calibri" w:ascii="Calibri" w:hAnsi="Calibri"/>
-                <w:color w:val="000000"/>
+            <w:tcMar>
+              <w:top w:w="0" w:type="dxa"/>
+              <w:left w:w="28" w:type="dxa"/>
+              <w:bottom w:w="0" w:type="dxa"/>
+              <w:right w:w="28" w:type="dxa"/>
+            </w:tcMar>
+          </w:tcPr>
+          <w:p>
+            <w:pPr>
+              <w:pStyle w:val="Normal"/>
+              <w:jc w:val="center"/>
+              <w:rPr>
+                <w:rFonts w:ascii="Calibri" w:hAnsi="Calibri" w:eastAsia="Times New Roman" w:cs="Calibri"/>
+                <w:color w:val="000000"/>
+                <w:sz w:val="14"/>
+                <w:szCs w:val="14"/>
+              </w:rPr>
+            </w:pPr>
+            <w:r>
+              <w:rPr>
+                <w:rFonts w:ascii="Calibri" w:hAnsi="Calibri" w:eastAsia="Times New Roman" w:cs="Calibri"/>
+                <w:color w:val="000000"/>
+                <w:kern w:val="0"/>
                 <w:sz w:val="14"/>
                 <w:szCs w:val="14"/>
               </w:rPr>
@@ -2579,6 +3135,12 @@
               <w:bottom w:val="single" w:sz="2" w:space="0" w:color="000000"/>
               <w:right w:val="single" w:sz="2" w:space="0" w:color="000000"/>
             </w:tcBorders>
+            <w:tcMar>
+              <w:top w:w="0" w:type="dxa"/>
+              <w:left w:w="28" w:type="dxa"/>
+              <w:bottom w:w="0" w:type="dxa"/>
+              <w:right w:w="28" w:type="dxa"/>
+            </w:tcMar>
           </w:tcPr>
           <w:p>
             <w:pPr>
@@ -2593,8 +3155,9 @@
             </w:pPr>
             <w:r>
               <w:rPr>
-                <w:rFonts w:eastAsia="Times New Roman" w:cs="Times New Roman"/>
-                <w:color w:val="000000"/>
+                <w:rFonts w:ascii="Times New Roman" w:hAnsi="Times New Roman" w:eastAsia="Times New Roman" w:cs="Times New Roman"/>
+                <w:color w:val="000000"/>
+                <w:kern w:val="0"/>
                 <w:sz w:val="14"/>
                 <w:szCs w:val="14"/>
               </w:rPr>
@@ -2611,22 +3174,29 @@
               <w:bottom w:val="single" w:sz="2" w:space="0" w:color="000000"/>
               <w:right w:val="single" w:sz="2" w:space="0" w:color="000000"/>
             </w:tcBorders>
-          </w:tcPr>
-          <w:p>
-            <w:pPr>
-              <w:pStyle w:val="Normal"/>
-              <w:jc w:val="center"/>
-              <w:rPr>
-                <w:rFonts w:ascii="Calibri" w:hAnsi="Calibri" w:eastAsia="Times New Roman" w:cs="Calibri"/>
-                <w:color w:val="000000"/>
-                <w:sz w:val="14"/>
-                <w:szCs w:val="14"/>
-              </w:rPr>
-            </w:pPr>
-            <w:r>
-              <w:rPr>
-                <w:rFonts w:eastAsia="Times New Roman" w:cs="Calibri" w:ascii="Calibri" w:hAnsi="Calibri"/>
-                <w:color w:val="000000"/>
+            <w:tcMar>
+              <w:top w:w="0" w:type="dxa"/>
+              <w:left w:w="28" w:type="dxa"/>
+              <w:bottom w:w="0" w:type="dxa"/>
+              <w:right w:w="28" w:type="dxa"/>
+            </w:tcMar>
+          </w:tcPr>
+          <w:p>
+            <w:pPr>
+              <w:pStyle w:val="Normal"/>
+              <w:jc w:val="center"/>
+              <w:rPr>
+                <w:rFonts w:ascii="Calibri" w:hAnsi="Calibri" w:eastAsia="Times New Roman" w:cs="Calibri"/>
+                <w:color w:val="000000"/>
+                <w:sz w:val="14"/>
+                <w:szCs w:val="14"/>
+              </w:rPr>
+            </w:pPr>
+            <w:r>
+              <w:rPr>
+                <w:rFonts w:ascii="Calibri" w:hAnsi="Calibri" w:eastAsia="Times New Roman" w:cs="Calibri"/>
+                <w:color w:val="000000"/>
+                <w:kern w:val="0"/>
                 <w:sz w:val="14"/>
                 <w:szCs w:val="14"/>
               </w:rPr>
@@ -2643,22 +3213,29 @@
               <w:bottom w:val="single" w:sz="2" w:space="0" w:color="000000"/>
               <w:right w:val="single" w:sz="2" w:space="0" w:color="000000"/>
             </w:tcBorders>
-          </w:tcPr>
-          <w:p>
-            <w:pPr>
-              <w:pStyle w:val="Normal"/>
-              <w:jc w:val="center"/>
-              <w:rPr>
-                <w:rFonts w:ascii="Calibri" w:hAnsi="Calibri" w:eastAsia="Times New Roman" w:cs="Calibri"/>
-                <w:color w:val="000000"/>
-                <w:sz w:val="14"/>
-                <w:szCs w:val="14"/>
-              </w:rPr>
-            </w:pPr>
-            <w:r>
-              <w:rPr>
-                <w:rFonts w:eastAsia="Times New Roman" w:cs="Calibri" w:ascii="Calibri" w:hAnsi="Calibri"/>
-                <w:color w:val="000000"/>
+            <w:tcMar>
+              <w:top w:w="0" w:type="dxa"/>
+              <w:left w:w="28" w:type="dxa"/>
+              <w:bottom w:w="0" w:type="dxa"/>
+              <w:right w:w="28" w:type="dxa"/>
+            </w:tcMar>
+          </w:tcPr>
+          <w:p>
+            <w:pPr>
+              <w:pStyle w:val="Normal"/>
+              <w:jc w:val="center"/>
+              <w:rPr>
+                <w:rFonts w:ascii="Calibri" w:hAnsi="Calibri" w:eastAsia="Times New Roman" w:cs="Calibri"/>
+                <w:color w:val="000000"/>
+                <w:sz w:val="14"/>
+                <w:szCs w:val="14"/>
+              </w:rPr>
+            </w:pPr>
+            <w:r>
+              <w:rPr>
+                <w:rFonts w:ascii="Calibri" w:hAnsi="Calibri" w:eastAsia="Times New Roman" w:cs="Calibri"/>
+                <w:color w:val="000000"/>
+                <w:kern w:val="0"/>
                 <w:sz w:val="14"/>
                 <w:szCs w:val="14"/>
               </w:rPr>
@@ -2675,22 +3252,29 @@
               <w:bottom w:val="single" w:sz="2" w:space="0" w:color="000000"/>
               <w:right w:val="single" w:sz="2" w:space="0" w:color="000000"/>
             </w:tcBorders>
-          </w:tcPr>
-          <w:p>
-            <w:pPr>
-              <w:pStyle w:val="Normal"/>
-              <w:jc w:val="center"/>
-              <w:rPr>
-                <w:rFonts w:ascii="Calibri" w:hAnsi="Calibri" w:eastAsia="Times New Roman" w:cs="Calibri"/>
-                <w:color w:val="000000"/>
-                <w:sz w:val="14"/>
-                <w:szCs w:val="14"/>
-              </w:rPr>
-            </w:pPr>
-            <w:r>
-              <w:rPr>
-                <w:rFonts w:eastAsia="Times New Roman" w:cs="Calibri" w:ascii="Calibri" w:hAnsi="Calibri"/>
-                <w:color w:val="000000"/>
+            <w:tcMar>
+              <w:top w:w="0" w:type="dxa"/>
+              <w:left w:w="28" w:type="dxa"/>
+              <w:bottom w:w="0" w:type="dxa"/>
+              <w:right w:w="28" w:type="dxa"/>
+            </w:tcMar>
+          </w:tcPr>
+          <w:p>
+            <w:pPr>
+              <w:pStyle w:val="Normal"/>
+              <w:jc w:val="center"/>
+              <w:rPr>
+                <w:rFonts w:ascii="Calibri" w:hAnsi="Calibri" w:eastAsia="Times New Roman" w:cs="Calibri"/>
+                <w:color w:val="000000"/>
+                <w:sz w:val="14"/>
+                <w:szCs w:val="14"/>
+              </w:rPr>
+            </w:pPr>
+            <w:r>
+              <w:rPr>
+                <w:rFonts w:ascii="Calibri" w:hAnsi="Calibri" w:eastAsia="Times New Roman" w:cs="Calibri"/>
+                <w:color w:val="000000"/>
+                <w:kern w:val="0"/>
                 <w:sz w:val="14"/>
                 <w:szCs w:val="14"/>
               </w:rPr>
@@ -2707,22 +3291,29 @@
               <w:bottom w:val="single" w:sz="2" w:space="0" w:color="000000"/>
               <w:right w:val="single" w:sz="2" w:space="0" w:color="000000"/>
             </w:tcBorders>
-          </w:tcPr>
-          <w:p>
-            <w:pPr>
-              <w:pStyle w:val="Normal"/>
-              <w:jc w:val="center"/>
-              <w:rPr>
-                <w:rFonts w:ascii="Calibri" w:hAnsi="Calibri" w:eastAsia="Times New Roman" w:cs="Calibri"/>
-                <w:color w:val="000000"/>
-                <w:sz w:val="14"/>
-                <w:szCs w:val="14"/>
-              </w:rPr>
-            </w:pPr>
-            <w:r>
-              <w:rPr>
-                <w:rFonts w:eastAsia="Times New Roman" w:cs="Calibri" w:ascii="Calibri" w:hAnsi="Calibri"/>
-                <w:color w:val="000000"/>
+            <w:tcMar>
+              <w:top w:w="0" w:type="dxa"/>
+              <w:left w:w="28" w:type="dxa"/>
+              <w:bottom w:w="0" w:type="dxa"/>
+              <w:right w:w="28" w:type="dxa"/>
+            </w:tcMar>
+          </w:tcPr>
+          <w:p>
+            <w:pPr>
+              <w:pStyle w:val="Normal"/>
+              <w:jc w:val="center"/>
+              <w:rPr>
+                <w:rFonts w:ascii="Calibri" w:hAnsi="Calibri" w:eastAsia="Times New Roman" w:cs="Calibri"/>
+                <w:color w:val="000000"/>
+                <w:sz w:val="14"/>
+                <w:szCs w:val="14"/>
+              </w:rPr>
+            </w:pPr>
+            <w:r>
+              <w:rPr>
+                <w:rFonts w:ascii="Calibri" w:hAnsi="Calibri" w:eastAsia="Times New Roman" w:cs="Calibri"/>
+                <w:color w:val="000000"/>
+                <w:kern w:val="0"/>
                 <w:sz w:val="14"/>
                 <w:szCs w:val="14"/>
               </w:rPr>
@@ -2739,22 +3330,29 @@
               <w:bottom w:val="single" w:sz="2" w:space="0" w:color="000000"/>
               <w:right w:val="single" w:sz="2" w:space="0" w:color="000000"/>
             </w:tcBorders>
-          </w:tcPr>
-          <w:p>
-            <w:pPr>
-              <w:pStyle w:val="Normal"/>
-              <w:jc w:val="center"/>
-              <w:rPr>
-                <w:rFonts w:ascii="Calibri" w:hAnsi="Calibri" w:eastAsia="Times New Roman" w:cs="Calibri"/>
-                <w:color w:val="000000"/>
-                <w:sz w:val="14"/>
-                <w:szCs w:val="14"/>
-              </w:rPr>
-            </w:pPr>
-            <w:r>
-              <w:rPr>
-                <w:rFonts w:eastAsia="Times New Roman" w:cs="Calibri" w:ascii="Calibri" w:hAnsi="Calibri"/>
-                <w:color w:val="000000"/>
+            <w:tcMar>
+              <w:top w:w="0" w:type="dxa"/>
+              <w:left w:w="28" w:type="dxa"/>
+              <w:bottom w:w="0" w:type="dxa"/>
+              <w:right w:w="28" w:type="dxa"/>
+            </w:tcMar>
+          </w:tcPr>
+          <w:p>
+            <w:pPr>
+              <w:pStyle w:val="Normal"/>
+              <w:jc w:val="center"/>
+              <w:rPr>
+                <w:rFonts w:ascii="Calibri" w:hAnsi="Calibri" w:eastAsia="Times New Roman" w:cs="Calibri"/>
+                <w:color w:val="000000"/>
+                <w:sz w:val="14"/>
+                <w:szCs w:val="14"/>
+              </w:rPr>
+            </w:pPr>
+            <w:r>
+              <w:rPr>
+                <w:rFonts w:ascii="Calibri" w:hAnsi="Calibri" w:eastAsia="Times New Roman" w:cs="Calibri"/>
+                <w:color w:val="000000"/>
+                <w:kern w:val="0"/>
                 <w:sz w:val="14"/>
                 <w:szCs w:val="14"/>
               </w:rPr>
@@ -2771,22 +3369,29 @@
               <w:bottom w:val="single" w:sz="2" w:space="0" w:color="000000"/>
               <w:right w:val="single" w:sz="2" w:space="0" w:color="000000"/>
             </w:tcBorders>
-          </w:tcPr>
-          <w:p>
-            <w:pPr>
-              <w:pStyle w:val="Normal"/>
-              <w:jc w:val="center"/>
-              <w:rPr>
-                <w:rFonts w:ascii="Calibri" w:hAnsi="Calibri" w:eastAsia="Times New Roman" w:cs="Calibri"/>
-                <w:color w:val="000000"/>
-                <w:sz w:val="14"/>
-                <w:szCs w:val="14"/>
-              </w:rPr>
-            </w:pPr>
-            <w:r>
-              <w:rPr>
-                <w:rFonts w:eastAsia="Times New Roman" w:cs="Calibri" w:ascii="Calibri" w:hAnsi="Calibri"/>
-                <w:color w:val="000000"/>
+            <w:tcMar>
+              <w:top w:w="0" w:type="dxa"/>
+              <w:left w:w="28" w:type="dxa"/>
+              <w:bottom w:w="0" w:type="dxa"/>
+              <w:right w:w="28" w:type="dxa"/>
+            </w:tcMar>
+          </w:tcPr>
+          <w:p>
+            <w:pPr>
+              <w:pStyle w:val="Normal"/>
+              <w:jc w:val="center"/>
+              <w:rPr>
+                <w:rFonts w:ascii="Calibri" w:hAnsi="Calibri" w:eastAsia="Times New Roman" w:cs="Calibri"/>
+                <w:color w:val="000000"/>
+                <w:sz w:val="14"/>
+                <w:szCs w:val="14"/>
+              </w:rPr>
+            </w:pPr>
+            <w:r>
+              <w:rPr>
+                <w:rFonts w:ascii="Calibri" w:hAnsi="Calibri" w:eastAsia="Times New Roman" w:cs="Calibri"/>
+                <w:color w:val="000000"/>
+                <w:kern w:val="0"/>
                 <w:sz w:val="14"/>
                 <w:szCs w:val="14"/>
               </w:rPr>
@@ -2803,22 +3408,29 @@
               <w:bottom w:val="single" w:sz="2" w:space="0" w:color="000000"/>
               <w:right w:val="single" w:sz="2" w:space="0" w:color="000000"/>
             </w:tcBorders>
-          </w:tcPr>
-          <w:p>
-            <w:pPr>
-              <w:pStyle w:val="Normal"/>
-              <w:jc w:val="center"/>
-              <w:rPr>
-                <w:rFonts w:ascii="Calibri" w:hAnsi="Calibri" w:eastAsia="Times New Roman" w:cs="Calibri"/>
-                <w:color w:val="000000"/>
-                <w:sz w:val="14"/>
-                <w:szCs w:val="14"/>
-              </w:rPr>
-            </w:pPr>
-            <w:r>
-              <w:rPr>
-                <w:rFonts w:eastAsia="Times New Roman" w:cs="Calibri" w:ascii="Calibri" w:hAnsi="Calibri"/>
-                <w:color w:val="000000"/>
+            <w:tcMar>
+              <w:top w:w="0" w:type="dxa"/>
+              <w:left w:w="28" w:type="dxa"/>
+              <w:bottom w:w="0" w:type="dxa"/>
+              <w:right w:w="28" w:type="dxa"/>
+            </w:tcMar>
+          </w:tcPr>
+          <w:p>
+            <w:pPr>
+              <w:pStyle w:val="Normal"/>
+              <w:jc w:val="center"/>
+              <w:rPr>
+                <w:rFonts w:ascii="Calibri" w:hAnsi="Calibri" w:eastAsia="Times New Roman" w:cs="Calibri"/>
+                <w:color w:val="000000"/>
+                <w:sz w:val="14"/>
+                <w:szCs w:val="14"/>
+              </w:rPr>
+            </w:pPr>
+            <w:r>
+              <w:rPr>
+                <w:rFonts w:ascii="Calibri" w:hAnsi="Calibri" w:eastAsia="Times New Roman" w:cs="Calibri"/>
+                <w:color w:val="000000"/>
+                <w:kern w:val="0"/>
                 <w:sz w:val="14"/>
                 <w:szCs w:val="14"/>
               </w:rPr>
@@ -2835,22 +3447,29 @@
               <w:bottom w:val="single" w:sz="2" w:space="0" w:color="000000"/>
               <w:right w:val="single" w:sz="2" w:space="0" w:color="000000"/>
             </w:tcBorders>
-          </w:tcPr>
-          <w:p>
-            <w:pPr>
-              <w:pStyle w:val="Normal"/>
-              <w:jc w:val="center"/>
-              <w:rPr>
-                <w:rFonts w:ascii="Calibri" w:hAnsi="Calibri" w:eastAsia="Times New Roman" w:cs="Calibri"/>
-                <w:color w:val="000000"/>
-                <w:sz w:val="14"/>
-                <w:szCs w:val="14"/>
-              </w:rPr>
-            </w:pPr>
-            <w:r>
-              <w:rPr>
-                <w:rFonts w:eastAsia="Times New Roman" w:cs="Calibri" w:ascii="Calibri" w:hAnsi="Calibri"/>
-                <w:color w:val="000000"/>
+            <w:tcMar>
+              <w:top w:w="0" w:type="dxa"/>
+              <w:left w:w="28" w:type="dxa"/>
+              <w:bottom w:w="0" w:type="dxa"/>
+              <w:right w:w="28" w:type="dxa"/>
+            </w:tcMar>
+          </w:tcPr>
+          <w:p>
+            <w:pPr>
+              <w:pStyle w:val="Normal"/>
+              <w:jc w:val="center"/>
+              <w:rPr>
+                <w:rFonts w:ascii="Calibri" w:hAnsi="Calibri" w:eastAsia="Times New Roman" w:cs="Calibri"/>
+                <w:color w:val="000000"/>
+                <w:sz w:val="14"/>
+                <w:szCs w:val="14"/>
+              </w:rPr>
+            </w:pPr>
+            <w:r>
+              <w:rPr>
+                <w:rFonts w:ascii="Calibri" w:hAnsi="Calibri" w:eastAsia="Times New Roman" w:cs="Calibri"/>
+                <w:color w:val="000000"/>
+                <w:kern w:val="0"/>
                 <w:sz w:val="14"/>
                 <w:szCs w:val="14"/>
               </w:rPr>
@@ -2872,21 +3491,28 @@
               <w:bottom w:val="single" w:sz="2" w:space="0" w:color="000000"/>
               <w:right w:val="single" w:sz="2" w:space="0" w:color="000000"/>
             </w:tcBorders>
-          </w:tcPr>
-          <w:p>
-            <w:pPr>
-              <w:pStyle w:val="Normal"/>
-              <w:jc w:val="center"/>
-              <w:rPr>
-                <w:rFonts w:ascii="Calibri" w:hAnsi="Calibri" w:eastAsia="Times New Roman" w:cs="Calibri"/>
-                <w:color w:val="000000"/>
-                <w:sz w:val="14"/>
-                <w:szCs w:val="14"/>
-              </w:rPr>
-            </w:pPr>
-            <w:r>
-              <w:rPr>
-                <w:rFonts w:eastAsia="Noto Serif CJK SC" w:cs="Droid Sans Mono" w:ascii="Droid Sans Mono" w:hAnsi="Droid Sans Mono"/>
+            <w:tcMar>
+              <w:top w:w="0" w:type="dxa"/>
+              <w:left w:w="28" w:type="dxa"/>
+              <w:bottom w:w="0" w:type="dxa"/>
+              <w:right w:w="28" w:type="dxa"/>
+            </w:tcMar>
+          </w:tcPr>
+          <w:p>
+            <w:pPr>
+              <w:pStyle w:val="Normal"/>
+              <w:jc w:val="center"/>
+              <w:rPr>
+                <w:rFonts w:ascii="Calibri" w:hAnsi="Calibri" w:eastAsia="Times New Roman" w:cs="Calibri"/>
+                <w:color w:val="000000"/>
+                <w:sz w:val="14"/>
+                <w:szCs w:val="14"/>
+              </w:rPr>
+            </w:pPr>
+            <w:r>
+              <w:rPr>
+                <w:rFonts w:ascii="Droid Sans Mono" w:hAnsi="Droid Sans Mono" w:eastAsia="Noto Serif CJK SC" w:cs="Droid Sans Mono"/>
+                <w:kern w:val="0"/>
                 <w:sz w:val="20"/>
                 <w:szCs w:val="20"/>
               </w:rPr>
@@ -2903,6 +3529,12 @@
               <w:bottom w:val="single" w:sz="2" w:space="0" w:color="000000"/>
               <w:right w:val="single" w:sz="2" w:space="0" w:color="000000"/>
             </w:tcBorders>
+            <w:tcMar>
+              <w:top w:w="0" w:type="dxa"/>
+              <w:left w:w="28" w:type="dxa"/>
+              <w:bottom w:w="0" w:type="dxa"/>
+              <w:right w:w="28" w:type="dxa"/>
+            </w:tcMar>
           </w:tcPr>
           <w:p>
             <w:pPr>
@@ -2917,7 +3549,8 @@
             </w:pPr>
             <w:r>
               <w:rPr>
-                <w:rFonts w:eastAsia="Noto Serif CJK SC" w:cs="Droid Sans Mono" w:ascii="Droid Sans Mono" w:hAnsi="Droid Sans Mono"/>
+                <w:rFonts w:ascii="Droid Sans Mono" w:hAnsi="Droid Sans Mono" w:eastAsia="Noto Serif CJK SC" w:cs="Droid Sans Mono"/>
+                <w:kern w:val="0"/>
                 <w:sz w:val="20"/>
                 <w:szCs w:val="20"/>
               </w:rPr>
@@ -2934,21 +3567,28 @@
               <w:bottom w:val="single" w:sz="2" w:space="0" w:color="000000"/>
               <w:right w:val="single" w:sz="2" w:space="0" w:color="000000"/>
             </w:tcBorders>
-          </w:tcPr>
-          <w:p>
-            <w:pPr>
-              <w:pStyle w:val="Normal"/>
-              <w:jc w:val="center"/>
-              <w:rPr>
-                <w:rFonts w:ascii="Calibri" w:hAnsi="Calibri" w:eastAsia="Times New Roman" w:cs="Calibri"/>
-                <w:color w:val="000000"/>
-                <w:sz w:val="14"/>
-                <w:szCs w:val="14"/>
-              </w:rPr>
-            </w:pPr>
-            <w:r>
-              <w:rPr>
-                <w:rFonts w:eastAsia="Noto Serif CJK SC" w:cs="Droid Sans Mono" w:ascii="Droid Sans Mono" w:hAnsi="Droid Sans Mono"/>
+            <w:tcMar>
+              <w:top w:w="0" w:type="dxa"/>
+              <w:left w:w="28" w:type="dxa"/>
+              <w:bottom w:w="0" w:type="dxa"/>
+              <w:right w:w="28" w:type="dxa"/>
+            </w:tcMar>
+          </w:tcPr>
+          <w:p>
+            <w:pPr>
+              <w:pStyle w:val="Normal"/>
+              <w:jc w:val="center"/>
+              <w:rPr>
+                <w:rFonts w:ascii="Calibri" w:hAnsi="Calibri" w:eastAsia="Times New Roman" w:cs="Calibri"/>
+                <w:color w:val="000000"/>
+                <w:sz w:val="14"/>
+                <w:szCs w:val="14"/>
+              </w:rPr>
+            </w:pPr>
+            <w:r>
+              <w:rPr>
+                <w:rFonts w:ascii="Droid Sans Mono" w:hAnsi="Droid Sans Mono" w:eastAsia="Noto Serif CJK SC" w:cs="Droid Sans Mono"/>
+                <w:kern w:val="0"/>
                 <w:sz w:val="20"/>
                 <w:szCs w:val="20"/>
               </w:rPr>
@@ -2965,21 +3605,28 @@
               <w:bottom w:val="single" w:sz="2" w:space="0" w:color="000000"/>
               <w:right w:val="single" w:sz="2" w:space="0" w:color="000000"/>
             </w:tcBorders>
-          </w:tcPr>
-          <w:p>
-            <w:pPr>
-              <w:pStyle w:val="Normal"/>
-              <w:jc w:val="center"/>
-              <w:rPr>
-                <w:rFonts w:ascii="Calibri" w:hAnsi="Calibri" w:eastAsia="Times New Roman" w:cs="Calibri"/>
-                <w:color w:val="000000"/>
-                <w:sz w:val="14"/>
-                <w:szCs w:val="14"/>
-              </w:rPr>
-            </w:pPr>
-            <w:r>
-              <w:rPr>
-                <w:rFonts w:eastAsia="Noto Serif CJK SC" w:cs="Droid Sans Mono" w:ascii="Droid Sans Mono" w:hAnsi="Droid Sans Mono"/>
+            <w:tcMar>
+              <w:top w:w="0" w:type="dxa"/>
+              <w:left w:w="28" w:type="dxa"/>
+              <w:bottom w:w="0" w:type="dxa"/>
+              <w:right w:w="28" w:type="dxa"/>
+            </w:tcMar>
+          </w:tcPr>
+          <w:p>
+            <w:pPr>
+              <w:pStyle w:val="Normal"/>
+              <w:jc w:val="center"/>
+              <w:rPr>
+                <w:rFonts w:ascii="Calibri" w:hAnsi="Calibri" w:eastAsia="Times New Roman" w:cs="Calibri"/>
+                <w:color w:val="000000"/>
+                <w:sz w:val="14"/>
+                <w:szCs w:val="14"/>
+              </w:rPr>
+            </w:pPr>
+            <w:r>
+              <w:rPr>
+                <w:rFonts w:ascii="Droid Sans Mono" w:hAnsi="Droid Sans Mono" w:eastAsia="Noto Serif CJK SC" w:cs="Droid Sans Mono"/>
+                <w:kern w:val="0"/>
                 <w:sz w:val="20"/>
                 <w:szCs w:val="20"/>
               </w:rPr>
@@ -2996,21 +3643,28 @@
               <w:bottom w:val="single" w:sz="2" w:space="0" w:color="000000"/>
               <w:right w:val="single" w:sz="2" w:space="0" w:color="000000"/>
             </w:tcBorders>
-          </w:tcPr>
-          <w:p>
-            <w:pPr>
-              <w:pStyle w:val="Normal"/>
-              <w:jc w:val="center"/>
-              <w:rPr>
-                <w:rFonts w:ascii="Calibri" w:hAnsi="Calibri" w:eastAsia="Times New Roman" w:cs="Calibri"/>
-                <w:color w:val="000000"/>
-                <w:sz w:val="14"/>
-                <w:szCs w:val="14"/>
-              </w:rPr>
-            </w:pPr>
-            <w:r>
-              <w:rPr>
-                <w:rFonts w:eastAsia="Noto Serif CJK SC" w:cs="Droid Sans Mono" w:ascii="Droid Sans Mono" w:hAnsi="Droid Sans Mono"/>
+            <w:tcMar>
+              <w:top w:w="0" w:type="dxa"/>
+              <w:left w:w="28" w:type="dxa"/>
+              <w:bottom w:w="0" w:type="dxa"/>
+              <w:right w:w="28" w:type="dxa"/>
+            </w:tcMar>
+          </w:tcPr>
+          <w:p>
+            <w:pPr>
+              <w:pStyle w:val="Normal"/>
+              <w:jc w:val="center"/>
+              <w:rPr>
+                <w:rFonts w:ascii="Calibri" w:hAnsi="Calibri" w:eastAsia="Times New Roman" w:cs="Calibri"/>
+                <w:color w:val="000000"/>
+                <w:sz w:val="14"/>
+                <w:szCs w:val="14"/>
+              </w:rPr>
+            </w:pPr>
+            <w:r>
+              <w:rPr>
+                <w:rFonts w:ascii="Droid Sans Mono" w:hAnsi="Droid Sans Mono" w:eastAsia="Noto Serif CJK SC" w:cs="Droid Sans Mono"/>
+                <w:kern w:val="0"/>
                 <w:sz w:val="20"/>
                 <w:szCs w:val="20"/>
               </w:rPr>
@@ -3027,21 +3681,28 @@
               <w:bottom w:val="single" w:sz="2" w:space="0" w:color="000000"/>
               <w:right w:val="single" w:sz="2" w:space="0" w:color="000000"/>
             </w:tcBorders>
-          </w:tcPr>
-          <w:p>
-            <w:pPr>
-              <w:pStyle w:val="Normal"/>
-              <w:jc w:val="center"/>
-              <w:rPr>
-                <w:rFonts w:ascii="Calibri" w:hAnsi="Calibri" w:eastAsia="Times New Roman" w:cs="Calibri"/>
-                <w:color w:val="000000"/>
-                <w:sz w:val="14"/>
-                <w:szCs w:val="14"/>
-              </w:rPr>
-            </w:pPr>
-            <w:r>
-              <w:rPr>
-                <w:rFonts w:eastAsia="Noto Serif CJK SC" w:cs="Droid Sans Mono" w:ascii="Droid Sans Mono" w:hAnsi="Droid Sans Mono"/>
+            <w:tcMar>
+              <w:top w:w="0" w:type="dxa"/>
+              <w:left w:w="28" w:type="dxa"/>
+              <w:bottom w:w="0" w:type="dxa"/>
+              <w:right w:w="28" w:type="dxa"/>
+            </w:tcMar>
+          </w:tcPr>
+          <w:p>
+            <w:pPr>
+              <w:pStyle w:val="Normal"/>
+              <w:jc w:val="center"/>
+              <w:rPr>
+                <w:rFonts w:ascii="Calibri" w:hAnsi="Calibri" w:eastAsia="Times New Roman" w:cs="Calibri"/>
+                <w:color w:val="000000"/>
+                <w:sz w:val="14"/>
+                <w:szCs w:val="14"/>
+              </w:rPr>
+            </w:pPr>
+            <w:r>
+              <w:rPr>
+                <w:rFonts w:ascii="Droid Sans Mono" w:hAnsi="Droid Sans Mono" w:eastAsia="Noto Serif CJK SC" w:cs="Droid Sans Mono"/>
+                <w:kern w:val="0"/>
                 <w:sz w:val="20"/>
                 <w:szCs w:val="20"/>
               </w:rPr>
@@ -3058,21 +3719,28 @@
               <w:bottom w:val="single" w:sz="2" w:space="0" w:color="000000"/>
               <w:right w:val="single" w:sz="2" w:space="0" w:color="000000"/>
             </w:tcBorders>
-          </w:tcPr>
-          <w:p>
-            <w:pPr>
-              <w:pStyle w:val="Normal"/>
-              <w:jc w:val="center"/>
-              <w:rPr>
-                <w:rFonts w:ascii="Calibri" w:hAnsi="Calibri" w:eastAsia="Times New Roman" w:cs="Calibri"/>
-                <w:color w:val="000000"/>
-                <w:sz w:val="14"/>
-                <w:szCs w:val="14"/>
-              </w:rPr>
-            </w:pPr>
-            <w:r>
-              <w:rPr>
-                <w:rFonts w:eastAsia="Noto Serif CJK SC" w:cs="Droid Sans Mono" w:ascii="Droid Sans Mono" w:hAnsi="Droid Sans Mono"/>
+            <w:tcMar>
+              <w:top w:w="0" w:type="dxa"/>
+              <w:left w:w="28" w:type="dxa"/>
+              <w:bottom w:w="0" w:type="dxa"/>
+              <w:right w:w="28" w:type="dxa"/>
+            </w:tcMar>
+          </w:tcPr>
+          <w:p>
+            <w:pPr>
+              <w:pStyle w:val="Normal"/>
+              <w:jc w:val="center"/>
+              <w:rPr>
+                <w:rFonts w:ascii="Calibri" w:hAnsi="Calibri" w:eastAsia="Times New Roman" w:cs="Calibri"/>
+                <w:color w:val="000000"/>
+                <w:sz w:val="14"/>
+                <w:szCs w:val="14"/>
+              </w:rPr>
+            </w:pPr>
+            <w:r>
+              <w:rPr>
+                <w:rFonts w:ascii="Droid Sans Mono" w:hAnsi="Droid Sans Mono" w:eastAsia="Noto Serif CJK SC" w:cs="Droid Sans Mono"/>
+                <w:kern w:val="0"/>
                 <w:sz w:val="20"/>
                 <w:szCs w:val="20"/>
               </w:rPr>
@@ -3089,21 +3757,28 @@
               <w:bottom w:val="single" w:sz="2" w:space="0" w:color="000000"/>
               <w:right w:val="single" w:sz="2" w:space="0" w:color="000000"/>
             </w:tcBorders>
-          </w:tcPr>
-          <w:p>
-            <w:pPr>
-              <w:pStyle w:val="Normal"/>
-              <w:jc w:val="center"/>
-              <w:rPr>
-                <w:rFonts w:ascii="Calibri" w:hAnsi="Calibri" w:eastAsia="Times New Roman" w:cs="Calibri"/>
-                <w:color w:val="000000"/>
-                <w:sz w:val="14"/>
-                <w:szCs w:val="14"/>
-              </w:rPr>
-            </w:pPr>
-            <w:r>
-              <w:rPr>
-                <w:rFonts w:eastAsia="Noto Serif CJK SC" w:cs="Droid Sans Mono" w:ascii="Droid Sans Mono" w:hAnsi="Droid Sans Mono"/>
+            <w:tcMar>
+              <w:top w:w="0" w:type="dxa"/>
+              <w:left w:w="28" w:type="dxa"/>
+              <w:bottom w:w="0" w:type="dxa"/>
+              <w:right w:w="28" w:type="dxa"/>
+            </w:tcMar>
+          </w:tcPr>
+          <w:p>
+            <w:pPr>
+              <w:pStyle w:val="Normal"/>
+              <w:jc w:val="center"/>
+              <w:rPr>
+                <w:rFonts w:ascii="Calibri" w:hAnsi="Calibri" w:eastAsia="Times New Roman" w:cs="Calibri"/>
+                <w:color w:val="000000"/>
+                <w:sz w:val="14"/>
+                <w:szCs w:val="14"/>
+              </w:rPr>
+            </w:pPr>
+            <w:r>
+              <w:rPr>
+                <w:rFonts w:ascii="Droid Sans Mono" w:hAnsi="Droid Sans Mono" w:eastAsia="Noto Serif CJK SC" w:cs="Droid Sans Mono"/>
+                <w:kern w:val="0"/>
                 <w:sz w:val="20"/>
                 <w:szCs w:val="20"/>
               </w:rPr>
@@ -3120,21 +3795,28 @@
               <w:bottom w:val="single" w:sz="2" w:space="0" w:color="000000"/>
               <w:right w:val="single" w:sz="2" w:space="0" w:color="000000"/>
             </w:tcBorders>
-          </w:tcPr>
-          <w:p>
-            <w:pPr>
-              <w:pStyle w:val="Normal"/>
-              <w:jc w:val="center"/>
-              <w:rPr>
-                <w:rFonts w:ascii="Calibri" w:hAnsi="Calibri" w:eastAsia="Times New Roman" w:cs="Calibri"/>
-                <w:color w:val="000000"/>
-                <w:sz w:val="14"/>
-                <w:szCs w:val="14"/>
-              </w:rPr>
-            </w:pPr>
-            <w:r>
-              <w:rPr>
-                <w:rFonts w:eastAsia="Noto Serif CJK SC" w:cs="Droid Sans Mono" w:ascii="Droid Sans Mono" w:hAnsi="Droid Sans Mono"/>
+            <w:tcMar>
+              <w:top w:w="0" w:type="dxa"/>
+              <w:left w:w="28" w:type="dxa"/>
+              <w:bottom w:w="0" w:type="dxa"/>
+              <w:right w:w="28" w:type="dxa"/>
+            </w:tcMar>
+          </w:tcPr>
+          <w:p>
+            <w:pPr>
+              <w:pStyle w:val="Normal"/>
+              <w:jc w:val="center"/>
+              <w:rPr>
+                <w:rFonts w:ascii="Calibri" w:hAnsi="Calibri" w:eastAsia="Times New Roman" w:cs="Calibri"/>
+                <w:color w:val="000000"/>
+                <w:sz w:val="14"/>
+                <w:szCs w:val="14"/>
+              </w:rPr>
+            </w:pPr>
+            <w:r>
+              <w:rPr>
+                <w:rFonts w:ascii="Droid Sans Mono" w:hAnsi="Droid Sans Mono" w:eastAsia="Noto Serif CJK SC" w:cs="Droid Sans Mono"/>
+                <w:kern w:val="0"/>
                 <w:sz w:val="20"/>
                 <w:szCs w:val="20"/>
               </w:rPr>
@@ -3151,21 +3833,28 @@
               <w:bottom w:val="single" w:sz="2" w:space="0" w:color="000000"/>
               <w:right w:val="single" w:sz="2" w:space="0" w:color="000000"/>
             </w:tcBorders>
-          </w:tcPr>
-          <w:p>
-            <w:pPr>
-              <w:pStyle w:val="Normal"/>
-              <w:jc w:val="center"/>
-              <w:rPr>
-                <w:rFonts w:ascii="Calibri" w:hAnsi="Calibri" w:eastAsia="Times New Roman" w:cs="Calibri"/>
-                <w:color w:val="000000"/>
-                <w:sz w:val="14"/>
-                <w:szCs w:val="14"/>
-              </w:rPr>
-            </w:pPr>
-            <w:r>
-              <w:rPr>
-                <w:rFonts w:eastAsia="Noto Serif CJK SC" w:cs="Droid Sans Mono" w:ascii="Droid Sans Mono" w:hAnsi="Droid Sans Mono"/>
+            <w:tcMar>
+              <w:top w:w="0" w:type="dxa"/>
+              <w:left w:w="28" w:type="dxa"/>
+              <w:bottom w:w="0" w:type="dxa"/>
+              <w:right w:w="28" w:type="dxa"/>
+            </w:tcMar>
+          </w:tcPr>
+          <w:p>
+            <w:pPr>
+              <w:pStyle w:val="Normal"/>
+              <w:jc w:val="center"/>
+              <w:rPr>
+                <w:rFonts w:ascii="Calibri" w:hAnsi="Calibri" w:eastAsia="Times New Roman" w:cs="Calibri"/>
+                <w:color w:val="000000"/>
+                <w:sz w:val="14"/>
+                <w:szCs w:val="14"/>
+              </w:rPr>
+            </w:pPr>
+            <w:r>
+              <w:rPr>
+                <w:rFonts w:ascii="Droid Sans Mono" w:hAnsi="Droid Sans Mono" w:eastAsia="Noto Serif CJK SC" w:cs="Droid Sans Mono"/>
+                <w:kern w:val="0"/>
                 <w:sz w:val="20"/>
                 <w:szCs w:val="20"/>
               </w:rPr>
@@ -3178,11 +3867,9 @@
     <w:p>
       <w:pPr>
         <w:pStyle w:val="Normal"/>
-        <w:rPr/>
+        <w:jc w:val="left"/>
       </w:pPr>
-      <w:r>
-        <w:rPr/>
-      </w:r>
+      <w:r/>
     </w:p>
     <w:sectPr>
       <w:footnotePr>
@@ -3190,10 +3877,7 @@
       </w:footnotePr>
       <w:type w:val="nextPage"/>
       <w:pgSz w:w="11906" w:h="16838"/>
-      <w:pgMar w:left="1440" w:right="1440" w:gutter="0" w:header="0" w:top="1440" w:footer="0" w:bottom="1440"/>
-      <w:pgNumType w:fmt="decimal"/>
-      <w:formProt w:val="false"/>
-      <w:textDirection w:val="lrTb"/>
+      <w:pgMar w:top="1440" w:right="1440" w:bottom="1440" w:left="1440" w:header="0" w:footer="0" w:gutter="0"/>
       <w:docGrid w:type="default" w:linePitch="360" w:charSpace="0"/>
     </w:sectPr>
   </w:body>
@@ -3201,15 +3885,15 @@
 </file>
 
 <file path=word/footnotes.xml><?xml version="1.0" encoding="utf-8"?>
-<w:footnotes xmlns:o="urn:schemas-microsoft-com:office:office" xmlns:r="http://schemas.openxmlformats.org/officeDocument/2006/relationships" xmlns:v="urn:schemas-microsoft-com:vml" xmlns:w="http://schemas.openxmlformats.org/wordprocessingml/2006/main" xmlns:w10="urn:schemas-microsoft-com:office:word" xmlns:wp="http://schemas.openxmlformats.org/drawingml/2006/wordprocessingDrawing" xmlns:pic="http://schemas.openxmlformats.org/drawingml/2006/picture" xmlns:wps="http://schemas.microsoft.com/office/word/2010/wordprocessingShape" xmlns:wpg="http://schemas.microsoft.com/office/word/2010/wordprocessingGroup" xmlns:mc="http://schemas.openxmlformats.org/markup-compatibility/2006" xmlns:wp14="http://schemas.microsoft.com/office/word/2010/wordprocessingDrawing" xmlns:w14="http://schemas.microsoft.com/office/word/2010/wordml" xmlns:w15="http://schemas.microsoft.com/office/word/2012/wordml" mc:Ignorable="w14 wp14 w15">
-  <w:footnote w:id="0" w:type="separator">
+<w:footnotes xmlns:wpc="http://schemas.microsoft.com/office/word/2010/wordprocessingCanvas" xmlns:cx="http://schemas.microsoft.com/office/drawing/2014/chartex" xmlns:cx1="http://schemas.microsoft.com/office/drawing/2015/9/8/chartex" xmlns:cx2="http://schemas.microsoft.com/office/drawing/2015/10/21/chartex" xmlns:cx3="http://schemas.microsoft.com/office/drawing/2016/5/9/chartex" xmlns:cx4="http://schemas.microsoft.com/office/drawing/2016/5/10/chartex" xmlns:cx5="http://schemas.microsoft.com/office/drawing/2016/5/11/chartex" xmlns:cx6="http://schemas.microsoft.com/office/drawing/2016/5/12/chartex" xmlns:cx7="http://schemas.microsoft.com/office/drawing/2016/5/13/chartex" xmlns:cx8="http://schemas.microsoft.com/office/drawing/2016/5/14/chartex" xmlns:mc="http://schemas.openxmlformats.org/markup-compatibility/2006" xmlns:aink="http://schemas.microsoft.com/office/drawing/2016/ink" xmlns:am3d="http://schemas.microsoft.com/office/drawing/2017/model3d" xmlns:o="urn:schemas-microsoft-com:office:office" xmlns:oel="http://schemas.microsoft.com/office/2019/extlst" xmlns:r="http://schemas.openxmlformats.org/officeDocument/2006/relationships" xmlns:m="http://schemas.openxmlformats.org/officeDocument/2006/math" xmlns:v="urn:schemas-microsoft-com:vml" xmlns:wp14="http://schemas.microsoft.com/office/word/2010/wordprocessingDrawing" xmlns:wp="http://schemas.openxmlformats.org/drawingml/2006/wordprocessingDrawing" xmlns:w10="urn:schemas-microsoft-com:office:word" xmlns:w="http://schemas.openxmlformats.org/wordprocessingml/2006/main" xmlns:w14="http://schemas.microsoft.com/office/word/2010/wordml" xmlns:w15="http://schemas.microsoft.com/office/word/2012/wordml" xmlns:w16cex="http://schemas.microsoft.com/office/word/2018/wordml/cex" xmlns:w16cid="http://schemas.microsoft.com/office/word/2016/wordml/cid" xmlns:w16="http://schemas.microsoft.com/office/word/2018/wordml" xmlns:w16du="http://schemas.microsoft.com/office/word/2023/wordml/word16du" xmlns:w16sdtdh="http://schemas.microsoft.com/office/word/2020/wordml/sdtdatahash" xmlns:w16sdtfl="http://schemas.microsoft.com/office/word/2024/wordml/sdtformatlock" xmlns:w16se="http://schemas.microsoft.com/office/word/2015/wordml/symex" xmlns:wpg="http://schemas.microsoft.com/office/word/2010/wordprocessingGroup" xmlns:wpi="http://schemas.microsoft.com/office/word/2010/wordprocessingInk" xmlns:wne="http://schemas.microsoft.com/office/word/2006/wordml" xmlns:wps="http://schemas.microsoft.com/office/word/2010/wordprocessingShape" mc:Ignorable="w14 w15 w16se w16cid w16 w16cex w16sdtdh w16sdtfl w16du wp14">
+  <w:footnote w:type="separator" w:id="0">
     <w:p>
       <w:r>
         <w:separator/>
       </w:r>
     </w:p>
   </w:footnote>
-  <w:footnote w:id="1" w:type="continuationSeparator">
+  <w:footnote w:type="continuationSeparator" w:id="1">
     <w:p>
       <w:r>
         <w:continuationSeparator/>
@@ -3285,12 +3969,11 @@
       <w:pPr>
         <w:pStyle w:val="FootnoteText"/>
         <w:widowControl/>
-        <w:suppressAutoHyphens w:val="true"/>
+        <w:suppressAutoHyphens/>
+        <w:spacing w:before="0" w:after="0"/>
+        <w:ind w:left="0" w:right="0" w:hanging="0"/>
         <w:bidi w:val="0"/>
-        <w:spacing w:before="0" w:after="0"/>
-        <w:ind w:hanging="0" w:left="0" w:right="0"/>
         <w:jc w:val="left"/>
-        <w:rPr/>
       </w:pPr>
       <w:r>
         <w:rPr>
@@ -3298,9 +3981,7 @@
         </w:rPr>
         <w:footnoteRef/>
       </w:r>
-      <w:r>
-        <w:rPr/>
-      </w:r>
+      <w:r/>
     </w:p>
   </w:footnote>
 </w:footnotes>

--- a/server/src/templates/card-template.docx
+++ b/server/src/templates/card-template.docx
@@ -3087,6 +3087,9 @@
         </w:tc>
       </w:tr>
       <w:tr>
+        <w:trPr>
+          <w:trHeight w:val="210" w:hRule="atLeast"/>
+        </w:trPr>
         <w:tc>
           <w:tcPr>
             <w:tcW w:w="2453" w:type="dxa"/>
@@ -3516,7 +3519,7 @@
                 <w:sz w:val="20"/>
                 <w:szCs w:val="20"/>
               </w:rPr>
-              <w:t>{#history}{itemName}{/history}</w:t>
+              <w:t>{#history}{itemName}</w:t>
             </w:r>
           </w:p>
         </w:tc>
@@ -3554,7 +3557,7 @@
                 <w:sz w:val="20"/>
                 <w:szCs w:val="20"/>
               </w:rPr>
-              <w:t>{#history}{model}{/history}</w:t>
+              <w:t>{model}</w:t>
             </w:r>
           </w:p>
         </w:tc>
@@ -3592,7 +3595,7 @@
                 <w:sz w:val="20"/>
                 <w:szCs w:val="20"/>
               </w:rPr>
-              <w:t>{#history}{issueDate}{/history}</w:t>
+              <w:t>{issueDate}</w:t>
             </w:r>
           </w:p>
         </w:tc>
@@ -3630,7 +3633,7 @@
                 <w:sz w:val="20"/>
                 <w:szCs w:val="20"/>
               </w:rPr>
-              <w:t>{#history}{issueQty}{/history}</w:t>
+              <w:t>{issueQty}</w:t>
             </w:r>
           </w:p>
         </w:tc>
@@ -3668,7 +3671,7 @@
                 <w:sz w:val="20"/>
                 <w:szCs w:val="20"/>
               </w:rPr>
-              <w:t>{#history}{issueMethod}{/history}</w:t>
+              <w:t>{issueMethod}</w:t>
             </w:r>
           </w:p>
         </w:tc>
@@ -3706,7 +3709,7 @@
                 <w:sz w:val="20"/>
                 <w:szCs w:val="20"/>
               </w:rPr>
-              <w:t>{#history}{signatureGet}{/history}</w:t>
+              <w:t>{signatureGet}</w:t>
             </w:r>
           </w:p>
         </w:tc>
@@ -3744,7 +3747,7 @@
                 <w:sz w:val="20"/>
                 <w:szCs w:val="20"/>
               </w:rPr>
-              <w:t>{#history}{returnDate}{/history}</w:t>
+              <w:t>{returnDate}</w:t>
             </w:r>
           </w:p>
         </w:tc>
@@ -3782,7 +3785,7 @@
                 <w:sz w:val="20"/>
                 <w:szCs w:val="20"/>
               </w:rPr>
-              <w:t>{#history}{returnQty}{/history}</w:t>
+              <w:t>{returnQty}</w:t>
             </w:r>
           </w:p>
         </w:tc>
@@ -3820,7 +3823,7 @@
                 <w:sz w:val="20"/>
                 <w:szCs w:val="20"/>
               </w:rPr>
-              <w:t>{#history}{signatureReturn}{/history}</w:t>
+              <w:t>{signatureReturn}</w:t>
             </w:r>
           </w:p>
         </w:tc>
@@ -3858,7 +3861,7 @@
                 <w:sz w:val="20"/>
                 <w:szCs w:val="20"/>
               </w:rPr>
-              <w:t>{#history}{act}{/history}</w:t>
+              <w:t>{act}{/history}</w:t>
             </w:r>
           </w:p>
         </w:tc>

--- a/server/src/templates/card-template.docx
+++ b/server/src/templates/card-template.docx
@@ -543,6 +543,7 @@
         <w:tc>
           <w:tcPr>
             <w:tcW w:w="2094" w:type="dxa"/>
+            <w:gridSpan w:val="2"/>
             <w:tcBorders>
               <w:top w:val="single" w:sz="4" w:space="0" w:color="auto"/>
               <w:left w:val="single" w:sz="4" w:space="0" w:color="auto"/>
@@ -578,46 +579,6 @@
                 <w:szCs w:val="22"/>
               </w:rPr>
               <w:t>Размер:</w:t>
-            </w:r>
-          </w:p>
-        </w:tc>
-        <w:tc>
-          <w:tcPr>
-            <w:tcW w:w="2017" w:type="dxa"/>
-            <w:tcBorders>
-              <w:top w:val="single" w:sz="4" w:space="0" w:color="auto"/>
-              <w:left w:val="single" w:sz="4" w:space="0" w:color="auto"/>
-              <w:bottom w:val="single" w:sz="4" w:space="0" w:color="auto"/>
-              <w:right w:val="single" w:sz="4" w:space="0" w:color="auto"/>
-            </w:tcBorders>
-            <w:tcMar>
-              <w:top w:w="0" w:type="dxa"/>
-              <w:left w:w="108" w:type="dxa"/>
-              <w:bottom w:w="0" w:type="dxa"/>
-              <w:right w:w="108" w:type="dxa"/>
-            </w:tcMar>
-            <w:vAlign w:val="center"/>
-          </w:tcPr>
-          <w:p>
-            <w:pPr>
-              <w:pStyle w:val="Normal"/>
-              <w:widowControl/>
-              <w:suppressAutoHyphens/>
-              <w:spacing w:before="0" w:after="0"/>
-              <w:jc w:val="left"/>
-              <w:rPr>
-                <w:rFonts w:eastAsia="Times New Roman" w:cs="Times New Roman"/>
-                <w:sz w:val="22"/>
-                <w:szCs w:val="22"/>
-              </w:rPr>
-            </w:pPr>
-            <w:r>
-              <w:rPr>
-                <w:rFonts w:eastAsia="Times New Roman" w:cs="Times New Roman"/>
-                <w:kern w:val="0"/>
-                <w:sz w:val="22"/>
-                <w:szCs w:val="22"/>
-              </w:rPr>
             </w:r>
           </w:p>
         </w:tc>
@@ -1779,6 +1740,7 @@
             <w:tcW w:w="10512" w:type="dxa"/>
             <w:gridSpan w:val="5"/>
             <w:tcBorders>
+              <w:top w:val="single" w:sz="2" w:space="0" w:color="000000"/>
               <w:left w:val="single" w:sz="2" w:space="0" w:color="000000"/>
               <w:bottom w:val="single" w:sz="2" w:space="0" w:color="000000"/>
               <w:right w:val="single" w:sz="2" w:space="0" w:color="000000"/>
@@ -1816,6 +1778,7 @@
           <w:tcPr>
             <w:tcW w:w="6360" w:type="dxa"/>
             <w:tcBorders>
+              <w:top w:val="single" w:sz="2" w:space="0" w:color="000000"/>
               <w:left w:val="single" w:sz="2" w:space="0" w:color="000000"/>
               <w:bottom w:val="single" w:sz="2" w:space="0" w:color="000000"/>
               <w:right w:val="single" w:sz="2" w:space="0" w:color="000000"/>
@@ -1853,6 +1816,7 @@
             <w:tcW w:w="1591" w:type="dxa"/>
             <w:gridSpan w:val="2"/>
             <w:tcBorders>
+              <w:top w:val="single" w:sz="2" w:space="0" w:color="000000"/>
               <w:left w:val="single" w:sz="2" w:space="0" w:color="000000"/>
               <w:bottom w:val="single" w:sz="2" w:space="0" w:color="000000"/>
               <w:right w:val="single" w:sz="2" w:space="0" w:color="000000"/>
@@ -1890,6 +1854,7 @@
             <w:tcW w:w="2561" w:type="dxa"/>
             <w:gridSpan w:val="2"/>
             <w:tcBorders>
+              <w:top w:val="single" w:sz="2" w:space="0" w:color="000000"/>
               <w:left w:val="single" w:sz="2" w:space="0" w:color="000000"/>
               <w:bottom w:val="single" w:sz="2" w:space="0" w:color="000000"/>
               <w:right w:val="single" w:sz="2" w:space="0" w:color="000000"/>
@@ -2271,10 +2236,19 @@
         <w:gridCol w:w="3438"/>
       </w:tblGrid>
       <w:tr>
+        <w:trPr>
+          <w:trHeight w:val="300" w:hRule="atLeast"/>
+        </w:trPr>
         <w:tc>
           <w:tcPr>
             <w:tcW w:w="4923" w:type="dxa"/>
             <w:vMerge w:val="restart"/>
+            <w:tcBorders>
+              <w:top w:val="single" w:sz="2" w:space="0" w:color="000000"/>
+              <w:left w:val="single" w:sz="2" w:space="0" w:color="000000"/>
+              <w:bottom w:val="single" w:sz="2" w:space="0" w:color="000000"/>
+              <w:right w:val="single" w:sz="2" w:space="0" w:color="000000"/>
+            </w:tcBorders>
             <w:tcMar>
               <w:top w:w="0" w:type="dxa"/>
               <w:left w:w="28" w:type="dxa"/>
@@ -2329,7 +2303,10 @@
           <w:tcPr>
             <w:tcW w:w="1846" w:type="dxa"/>
             <w:tcBorders>
-              <w:bottom w:val="single" w:sz="2" w:space="0" w:color="000000"/>
+              <w:top w:val="single" w:sz="2" w:space="0" w:color="000000"/>
+              <w:left w:val="single" w:sz="2" w:space="0" w:color="000000"/>
+              <w:bottom w:val="single" w:sz="2" w:space="0" w:color="000000"/>
+              <w:right w:val="single" w:sz="2" w:space="0" w:color="000000"/>
             </w:tcBorders>
             <w:tcMar>
               <w:top w:w="0" w:type="dxa"/>
@@ -2362,6 +2339,12 @@
         <w:tc>
           <w:tcPr>
             <w:tcW w:w="3438" w:type="dxa"/>
+            <w:tcBorders>
+              <w:top w:val="single" w:sz="2" w:space="0" w:color="000000"/>
+              <w:left w:val="single" w:sz="2" w:space="0" w:color="000000"/>
+              <w:bottom w:val="single" w:sz="2" w:space="0" w:color="000000"/>
+              <w:right w:val="single" w:sz="2" w:space="0" w:color="000000"/>
+            </w:tcBorders>
             <w:tcMar>
               <w:top w:w="0" w:type="dxa"/>
               <w:left w:w="28" w:type="dxa"/>
@@ -2398,6 +2381,12 @@
           <w:tcPr>
             <w:tcW w:w="4923" w:type="dxa"/>
             <w:vMerge/>
+            <w:tcBorders>
+              <w:top w:val="single" w:sz="2" w:space="0" w:color="000000"/>
+              <w:left w:val="single" w:sz="2" w:space="0" w:color="000000"/>
+              <w:bottom w:val="single" w:sz="2" w:space="0" w:color="000000"/>
+              <w:right w:val="single" w:sz="2" w:space="0" w:color="000000"/>
+            </w:tcBorders>
             <w:tcMar>
               <w:top w:w="0" w:type="dxa"/>
               <w:left w:w="28" w:type="dxa"/>
@@ -2412,6 +2401,9 @@
             <w:tcW w:w="1846" w:type="dxa"/>
             <w:tcBorders>
               <w:top w:val="single" w:sz="2" w:space="0" w:color="000000"/>
+              <w:left w:val="single" w:sz="2" w:space="0" w:color="000000"/>
+              <w:bottom w:val="single" w:sz="2" w:space="0" w:color="000000"/>
+              <w:right w:val="single" w:sz="2" w:space="0" w:color="000000"/>
             </w:tcBorders>
             <w:tcMar>
               <w:top w:w="0" w:type="dxa"/>
@@ -2444,6 +2436,12 @@
         <w:tc>
           <w:tcPr>
             <w:tcW w:w="3438" w:type="dxa"/>
+            <w:tcBorders>
+              <w:top w:val="single" w:sz="2" w:space="0" w:color="000000"/>
+              <w:left w:val="single" w:sz="2" w:space="0" w:color="000000"/>
+              <w:bottom w:val="single" w:sz="2" w:space="0" w:color="000000"/>
+              <w:right w:val="single" w:sz="2" w:space="0" w:color="000000"/>
+            </w:tcBorders>
             <w:tcMar>
               <w:top w:w="0" w:type="dxa"/>
               <w:left w:w="28" w:type="dxa"/>
